--- a/video-film-editing/output/05 3.3b Nota Pembelajaran (Kertas Penerangan)/Core Abilities L1-L3 (format JPK)/KP-CA-19 KP2.3 PROBLEM SOLVING SKILLS (IT-072).docx
+++ b/video-film-editing/output/05 3.3b Nota Pembelajaran (Kertas Penerangan)/Core Abilities L1-L3 (format JPK)/KP-CA-19 KP2.3 PROBLEM SOLVING SKILLS (IT-072).docx
@@ -2,84 +2,686 @@
 <file path=word/document.xml><?xml version="1.0" encoding="utf-8"?>
 <w:document xmlns:wpc="http://schemas.microsoft.com/office/word/2010/wordprocessingCanvas" xmlns:mo="http://schemas.microsoft.com/office/mac/office/2008/main" xmlns:mc="http://schemas.openxmlformats.org/markup-compatibility/2006" xmlns:mv="urn:schemas-microsoft-com:mac:vml" xmlns:o="urn:schemas-microsoft-com:office:office" xmlns:r="http://schemas.openxmlformats.org/officeDocument/2006/relationships" xmlns:m="http://schemas.openxmlformats.org/officeDocument/2006/math" xmlns:v="urn:schemas-microsoft-com:vml" xmlns:wp14="http://schemas.microsoft.com/office/word/2010/wordprocessingDrawing" xmlns:wp="http://schemas.openxmlformats.org/drawingml/2006/wordprocessingDrawing" xmlns:w10="urn:schemas-microsoft-com:office:word" xmlns:w="http://schemas.openxmlformats.org/wordprocessingml/2006/main" xmlns:w14="http://schemas.microsoft.com/office/word/2010/wordml" xmlns:wpg="http://schemas.microsoft.com/office/word/2010/wordprocessingGroup" xmlns:wpi="http://schemas.microsoft.com/office/word/2010/wordprocessingInk" xmlns:wne="http://schemas.microsoft.com/office/word/2006/wordml" xmlns:wps="http://schemas.microsoft.com/office/word/2010/wordprocessingShape" mc:Ignorable="w14 wp14">
   <w:body>
+    <w:tbl>
+      <w:tblPr>
+        <w:tblW w:type="auto" w:w="0"/>
+        <w:jc w:val="center"/>
+        <w:tblLook w:firstColumn="1" w:firstRow="1" w:lastColumn="0" w:lastRow="0" w:noHBand="0" w:noVBand="1" w:val="04A0"/>
+        <w:tblBorders>
+          <w:top w:val="single" w:sz="4" w:space="0" w:color="000000"/>
+          <w:left w:val="single" w:sz="4" w:space="0" w:color="000000"/>
+          <w:bottom w:val="single" w:sz="4" w:space="0" w:color="000000"/>
+          <w:right w:val="single" w:sz="4" w:space="0" w:color="000000"/>
+          <w:insideH w:val="single" w:sz="4" w:space="0" w:color="000000"/>
+          <w:insideV w:val="single" w:sz="4" w:space="0" w:color="000000"/>
+        </w:tblBorders>
+      </w:tblPr>
+      <w:tblGrid>
+        <w:gridCol w:w="3213"/>
+        <w:gridCol w:w="3213"/>
+        <w:gridCol w:w="3213"/>
+      </w:tblGrid>
+      <w:tr>
+        <w:tc>
+          <w:tcPr>
+            <w:tcW w:type="dxa" w:w="2551"/>
+            <w:vAlign w:val="center"/>
+            <w:tcMar>
+              <w:top w:w="40" w:type="dxa"/>
+              <w:bottom w:w="40" w:type="dxa"/>
+              <w:start w:w="80" w:type="dxa"/>
+              <w:end w:w="80" w:type="dxa"/>
+            </w:tcMar>
+          </w:tcPr>
+          <w:p>
+            <w:pPr>
+              <w:jc w:val="left"/>
+            </w:pPr>
+            <w:r>
+              <w:drawing>
+                <wp:inline xmlns:a="http://schemas.openxmlformats.org/drawingml/2006/main" xmlns:pic="http://schemas.openxmlformats.org/drawingml/2006/picture">
+                  <wp:extent cx="885785" cy="1404000"/>
+                  <wp:docPr id="1" name="Picture 1"/>
+                  <wp:cNvGraphicFramePr>
+                    <a:graphicFrameLocks noChangeAspect="1"/>
+                  </wp:cNvGraphicFramePr>
+                  <a:graphic>
+                    <a:graphicData uri="http://schemas.openxmlformats.org/drawingml/2006/picture">
+                      <pic:pic>
+                        <pic:nvPicPr>
+                          <pic:cNvPr id="0" name="jpk-logo-official.png"/>
+                          <pic:cNvPicPr/>
+                        </pic:nvPicPr>
+                        <pic:blipFill>
+                          <a:blip r:embed="rId13"/>
+                          <a:stretch>
+                            <a:fillRect/>
+                          </a:stretch>
+                        </pic:blipFill>
+                        <pic:spPr>
+                          <a:xfrm>
+                            <a:off x="0" y="0"/>
+                            <a:ext cx="885785" cy="1404000"/>
+                          </a:xfrm>
+                          <a:prstGeom prst="rect"/>
+                        </pic:spPr>
+                      </pic:pic>
+                    </a:graphicData>
+                  </a:graphic>
+                </wp:inline>
+              </w:drawing>
+            </w:r>
+          </w:p>
+        </w:tc>
+        <w:tc>
+          <w:tcPr>
+            <w:tcW w:type="dxa" w:w="2268"/>
+            <w:gridSpan w:val="2"/>
+            <w:tcMar>
+              <w:top w:w="40" w:type="dxa"/>
+              <w:bottom w:w="40" w:type="dxa"/>
+              <w:start w:w="80" w:type="dxa"/>
+              <w:end w:w="80" w:type="dxa"/>
+            </w:tcMar>
+            <w:tcMar>
+              <w:top w:w="40" w:type="dxa"/>
+              <w:bottom w:w="40" w:type="dxa"/>
+              <w:start w:w="80" w:type="dxa"/>
+              <w:end w:w="80" w:type="dxa"/>
+            </w:tcMar>
+          </w:tcPr>
+          <w:p>
+            <w:r/>
+            <w:r>
+              <w:rPr>
+                <w:rFonts w:ascii="Arial" w:hAnsi="Arial"/>
+                <w:b/>
+                <w:sz w:val="22"/>
+              </w:rPr>
+              <w:t>JABATAN PEMBANGUNAN KEMAHIRAN</w:t>
+            </w:r>
+          </w:p>
+          <w:p>
+            <w:r>
+              <w:rPr>
+                <w:rFonts w:ascii="Arial" w:hAnsi="Arial"/>
+                <w:b/>
+                <w:sz w:val="22"/>
+              </w:rPr>
+              <w:t>KEMENTERIAN SUMBER MANUSIA</w:t>
+            </w:r>
+          </w:p>
+          <w:p>
+            <w:r>
+              <w:rPr>
+                <w:rFonts w:ascii="Arial" w:hAnsi="Arial"/>
+                <w:b/>
+                <w:sz w:val="22"/>
+              </w:rPr>
+              <w:t>ARAS 7 &amp; 8 BLOK D4, KOMPLEK D</w:t>
+            </w:r>
+          </w:p>
+          <w:p>
+            <w:r>
+              <w:rPr>
+                <w:rFonts w:ascii="Arial" w:hAnsi="Arial"/>
+                <w:b/>
+                <w:sz w:val="22"/>
+              </w:rPr>
+              <w:t>PUSAT PENTADBIRAN KERAJAAN PERSEKUTUAN</w:t>
+            </w:r>
+          </w:p>
+          <w:p>
+            <w:r>
+              <w:rPr>
+                <w:rFonts w:ascii="Arial" w:hAnsi="Arial"/>
+                <w:b/>
+                <w:sz w:val="22"/>
+              </w:rPr>
+              <w:t>62530 PUTRAJAYA</w:t>
+            </w:r>
+          </w:p>
+          <w:p/>
+          <w:p>
+            <w:r>
+              <w:rPr>
+                <w:rFonts w:ascii="Arial" w:hAnsi="Arial"/>
+                <w:b/>
+                <w:sz w:val="40"/>
+              </w:rPr>
+              <w:t>KERTAS PENERANGAN</w:t>
+            </w:r>
+          </w:p>
+          <w:p>
+            <w:r>
+              <w:rPr>
+                <w:rFonts w:ascii="Arial" w:hAnsi="Arial"/>
+                <w:b/>
+                <w:sz w:val="24"/>
+              </w:rPr>
+              <w:t>(</w:t>
+            </w:r>
+            <w:r>
+              <w:rPr>
+                <w:rFonts w:ascii="Arial" w:hAnsi="Arial"/>
+                <w:b/>
+                <w:i/>
+                <w:sz w:val="24"/>
+              </w:rPr>
+              <w:t>INFORMATION SHEET</w:t>
+            </w:r>
+            <w:r>
+              <w:rPr>
+                <w:rFonts w:ascii="Arial" w:hAnsi="Arial"/>
+                <w:b/>
+                <w:sz w:val="24"/>
+              </w:rPr>
+              <w:t>)</w:t>
+            </w:r>
+          </w:p>
+        </w:tc>
+      </w:tr>
+      <w:tr>
+        <w:tc>
+          <w:tcPr>
+            <w:tcW w:type="dxa" w:w="2551"/>
+            <w:tcMar>
+              <w:top w:w="40" w:type="dxa"/>
+              <w:bottom w:w="40" w:type="dxa"/>
+              <w:start w:w="80" w:type="dxa"/>
+              <w:end w:w="80" w:type="dxa"/>
+            </w:tcMar>
+          </w:tcPr>
+          <w:p>
+            <w:r/>
+            <w:r>
+              <w:rPr>
+                <w:rFonts w:ascii="Arial" w:hAnsi="Arial"/>
+                <w:b/>
+                <w:sz w:val="22"/>
+              </w:rPr>
+              <w:t xml:space="preserve">KOD DAN NAMA PROGRAM / </w:t>
+            </w:r>
+            <w:r>
+              <w:rPr>
+                <w:rFonts w:ascii="Arial" w:hAnsi="Arial"/>
+                <w:b/>
+                <w:i/>
+                <w:sz w:val="22"/>
+              </w:rPr>
+              <w:t>PROGRAM'S CODE AND NAME</w:t>
+            </w:r>
+          </w:p>
+        </w:tc>
+        <w:tc>
+          <w:tcPr>
+            <w:tcW w:type="dxa" w:w="2268"/>
+            <w:gridSpan w:val="2"/>
+            <w:tcMar>
+              <w:top w:w="40" w:type="dxa"/>
+              <w:bottom w:w="40" w:type="dxa"/>
+              <w:start w:w="80" w:type="dxa"/>
+              <w:end w:w="80" w:type="dxa"/>
+            </w:tcMar>
+            <w:tcMar>
+              <w:top w:w="40" w:type="dxa"/>
+              <w:bottom w:w="40" w:type="dxa"/>
+              <w:start w:w="80" w:type="dxa"/>
+              <w:end w:w="80" w:type="dxa"/>
+            </w:tcMar>
+          </w:tcPr>
+          <w:p>
+            <w:r/>
+            <w:r>
+              <w:rPr>
+                <w:rFonts w:ascii="Arial" w:hAnsi="Arial"/>
+                <w:b/>
+                <w:i w:val="0"/>
+                <w:sz w:val="22"/>
+              </w:rPr>
+              <w:t>Z-009-2:2015 CORE ABILITIES (untuk program IT-072-3:2012 VIDEO / FILM (EDITING))</w:t>
+            </w:r>
+          </w:p>
+        </w:tc>
+      </w:tr>
+      <w:tr>
+        <w:tc>
+          <w:tcPr>
+            <w:tcW w:type="dxa" w:w="2551"/>
+            <w:tcMar>
+              <w:top w:w="40" w:type="dxa"/>
+              <w:bottom w:w="40" w:type="dxa"/>
+              <w:start w:w="80" w:type="dxa"/>
+              <w:end w:w="80" w:type="dxa"/>
+            </w:tcMar>
+          </w:tcPr>
+          <w:p>
+            <w:r/>
+            <w:r>
+              <w:rPr>
+                <w:rFonts w:ascii="Arial" w:hAnsi="Arial"/>
+                <w:b/>
+                <w:sz w:val="22"/>
+              </w:rPr>
+              <w:t xml:space="preserve">TAHAP / </w:t>
+            </w:r>
+            <w:r>
+              <w:rPr>
+                <w:rFonts w:ascii="Arial" w:hAnsi="Arial"/>
+                <w:b/>
+                <w:i/>
+                <w:sz w:val="22"/>
+              </w:rPr>
+              <w:t>LEVEL</w:t>
+            </w:r>
+          </w:p>
+        </w:tc>
+        <w:tc>
+          <w:tcPr>
+            <w:tcW w:type="dxa" w:w="2268"/>
+            <w:gridSpan w:val="2"/>
+            <w:tcMar>
+              <w:top w:w="40" w:type="dxa"/>
+              <w:bottom w:w="40" w:type="dxa"/>
+              <w:start w:w="80" w:type="dxa"/>
+              <w:end w:w="80" w:type="dxa"/>
+            </w:tcMar>
+            <w:tcMar>
+              <w:top w:w="40" w:type="dxa"/>
+              <w:bottom w:w="40" w:type="dxa"/>
+              <w:start w:w="80" w:type="dxa"/>
+              <w:end w:w="80" w:type="dxa"/>
+            </w:tcMar>
+          </w:tcPr>
+          <w:p>
+            <w:r/>
+            <w:r>
+              <w:rPr>
+                <w:rFonts w:ascii="Arial" w:hAnsi="Arial"/>
+                <w:b/>
+                <w:i w:val="0"/>
+                <w:sz w:val="22"/>
+              </w:rPr>
+              <w:t>2</w:t>
+            </w:r>
+          </w:p>
+        </w:tc>
+      </w:tr>
+      <w:tr>
+        <w:tc>
+          <w:tcPr>
+            <w:tcW w:type="dxa" w:w="2551"/>
+            <w:tcMar>
+              <w:top w:w="40" w:type="dxa"/>
+              <w:bottom w:w="40" w:type="dxa"/>
+              <w:start w:w="80" w:type="dxa"/>
+              <w:end w:w="80" w:type="dxa"/>
+            </w:tcMar>
+          </w:tcPr>
+          <w:p>
+            <w:r/>
+            <w:r>
+              <w:rPr>
+                <w:rFonts w:ascii="Arial" w:hAnsi="Arial"/>
+                <w:b/>
+                <w:sz w:val="22"/>
+              </w:rPr>
+              <w:t xml:space="preserve">NO. DAN TAJUK KEBOLEHAN TERAS / </w:t>
+            </w:r>
+            <w:r>
+              <w:rPr>
+                <w:rFonts w:ascii="Arial" w:hAnsi="Arial"/>
+                <w:b/>
+                <w:i/>
+                <w:sz w:val="22"/>
+              </w:rPr>
+              <w:t>CORE ABILITY NO. AND TITLE</w:t>
+            </w:r>
+          </w:p>
+        </w:tc>
+        <w:tc>
+          <w:tcPr>
+            <w:tcW w:type="dxa" w:w="2268"/>
+            <w:gridSpan w:val="2"/>
+            <w:tcMar>
+              <w:top w:w="40" w:type="dxa"/>
+              <w:bottom w:w="40" w:type="dxa"/>
+              <w:start w:w="80" w:type="dxa"/>
+              <w:end w:w="80" w:type="dxa"/>
+            </w:tcMar>
+            <w:tcMar>
+              <w:top w:w="40" w:type="dxa"/>
+              <w:bottom w:w="40" w:type="dxa"/>
+              <w:start w:w="80" w:type="dxa"/>
+              <w:end w:w="80" w:type="dxa"/>
+            </w:tcMar>
+          </w:tcPr>
+          <w:p>
+            <w:r/>
+            <w:r>
+              <w:rPr>
+                <w:rFonts w:ascii="Arial" w:hAnsi="Arial"/>
+                <w:b/>
+                <w:i w:val="0"/>
+                <w:sz w:val="22"/>
+              </w:rPr>
+              <w:t>CA02 INTERPERSONAL BEHAVIOUR</w:t>
+            </w:r>
+          </w:p>
+        </w:tc>
+      </w:tr>
+      <w:tr>
+        <w:tc>
+          <w:tcPr>
+            <w:tcW w:type="dxa" w:w="2551"/>
+            <w:tcMar>
+              <w:top w:w="40" w:type="dxa"/>
+              <w:bottom w:w="40" w:type="dxa"/>
+              <w:start w:w="80" w:type="dxa"/>
+              <w:end w:w="80" w:type="dxa"/>
+            </w:tcMar>
+          </w:tcPr>
+          <w:p>
+            <w:r/>
+            <w:r>
+              <w:rPr>
+                <w:rFonts w:ascii="Arial" w:hAnsi="Arial"/>
+                <w:b/>
+                <w:sz w:val="22"/>
+              </w:rPr>
+              <w:t xml:space="preserve">NO. DAN PENYATAAN KEBOLEHAN / </w:t>
+            </w:r>
+            <w:r>
+              <w:rPr>
+                <w:rFonts w:ascii="Arial" w:hAnsi="Arial"/>
+                <w:b/>
+                <w:i/>
+                <w:sz w:val="22"/>
+              </w:rPr>
+              <w:t>ABILITY NO. AND STATEMENT</w:t>
+            </w:r>
+          </w:p>
+        </w:tc>
+        <w:tc>
+          <w:tcPr>
+            <w:tcW w:type="dxa" w:w="2268"/>
+            <w:gridSpan w:val="2"/>
+            <w:tcMar>
+              <w:top w:w="40" w:type="dxa"/>
+              <w:bottom w:w="40" w:type="dxa"/>
+              <w:start w:w="80" w:type="dxa"/>
+              <w:end w:w="80" w:type="dxa"/>
+            </w:tcMar>
+            <w:tcMar>
+              <w:top w:w="40" w:type="dxa"/>
+              <w:bottom w:w="40" w:type="dxa"/>
+              <w:start w:w="80" w:type="dxa"/>
+              <w:end w:w="80" w:type="dxa"/>
+            </w:tcMar>
+          </w:tcPr>
+          <w:p>
+            <w:r/>
+            <w:r>
+              <w:rPr>
+                <w:rFonts w:ascii="Arial" w:hAnsi="Arial"/>
+                <w:b/>
+                <w:i w:val="0"/>
+                <w:sz w:val="22"/>
+              </w:rPr>
+              <w:t>02.03 INITIATE PROBLEM SOLVING SKILLS AT WORKPLACE</w:t>
+            </w:r>
+          </w:p>
+        </w:tc>
+      </w:tr>
+      <w:tr>
+        <w:tc>
+          <w:tcPr>
+            <w:tcW w:type="dxa" w:w="2551"/>
+            <w:tcMar>
+              <w:top w:w="40" w:type="dxa"/>
+              <w:bottom w:w="40" w:type="dxa"/>
+              <w:start w:w="80" w:type="dxa"/>
+              <w:end w:w="80" w:type="dxa"/>
+            </w:tcMar>
+          </w:tcPr>
+          <w:p>
+            <w:r/>
+            <w:r>
+              <w:rPr>
+                <w:rFonts w:ascii="Arial" w:hAnsi="Arial"/>
+                <w:b/>
+                <w:sz w:val="22"/>
+              </w:rPr>
+              <w:t xml:space="preserve">NO. KOD / </w:t>
+            </w:r>
+            <w:r>
+              <w:rPr>
+                <w:rFonts w:ascii="Arial" w:hAnsi="Arial"/>
+                <w:b/>
+                <w:i/>
+                <w:sz w:val="22"/>
+              </w:rPr>
+              <w:t>CODE NO.</w:t>
+            </w:r>
+          </w:p>
+        </w:tc>
+        <w:tc>
+          <w:tcPr>
+            <w:tcW w:type="dxa" w:w="4819"/>
+            <w:tcMar>
+              <w:top w:w="40" w:type="dxa"/>
+              <w:bottom w:w="40" w:type="dxa"/>
+              <w:start w:w="80" w:type="dxa"/>
+              <w:end w:w="80" w:type="dxa"/>
+            </w:tcMar>
+          </w:tcPr>
+          <w:p>
+            <w:r/>
+            <w:r>
+              <w:rPr>
+                <w:rFonts w:ascii="Arial" w:hAnsi="Arial"/>
+                <w:b/>
+                <w:i w:val="0"/>
+                <w:sz w:val="22"/>
+              </w:rPr>
+              <w:t>Z-009-2:2015-CA02/P(3/4)</w:t>
+            </w:r>
+          </w:p>
+        </w:tc>
+        <w:tc>
+          <w:tcPr>
+            <w:tcW w:type="dxa" w:w="2268"/>
+            <w:tcMar>
+              <w:top w:w="40" w:type="dxa"/>
+              <w:bottom w:w="40" w:type="dxa"/>
+              <w:start w:w="80" w:type="dxa"/>
+              <w:end w:w="80" w:type="dxa"/>
+            </w:tcMar>
+          </w:tcPr>
+          <w:p>
+            <w:r/>
+            <w:r>
+              <w:rPr>
+                <w:rFonts w:ascii="Arial" w:hAnsi="Arial"/>
+                <w:b/>
+                <w:sz w:val="22"/>
+              </w:rPr>
+              <w:t xml:space="preserve">Mukasurat / </w:t>
+            </w:r>
+            <w:r>
+              <w:rPr>
+                <w:rFonts w:ascii="Arial" w:hAnsi="Arial"/>
+                <w:b/>
+                <w:i/>
+                <w:sz w:val="22"/>
+              </w:rPr>
+              <w:t>Page</w:t>
+            </w:r>
+            <w:r>
+              <w:rPr>
+                <w:rFonts w:ascii="Arial" w:hAnsi="Arial"/>
+                <w:b/>
+                <w:sz w:val="22"/>
+              </w:rPr>
+              <w:t xml:space="preserve"> : </w:t>
+            </w:r>
+            <w:r>
+              <w:rPr>
+                <w:rFonts w:ascii="Arial" w:hAnsi="Arial"/>
+                <w:b/>
+                <w:sz w:val="22"/>
+              </w:rPr>
+              <w:fldChar w:fldCharType="begin"/>
+              <w:instrText xml:space="preserve">PAGE</w:instrText>
+              <w:fldChar w:fldCharType="separate"/>
+              <w:t>1</w:t>
+              <w:fldChar w:fldCharType="end"/>
+            </w:r>
+          </w:p>
+          <w:p>
+            <w:r>
+              <w:rPr>
+                <w:rFonts w:ascii="Arial" w:hAnsi="Arial"/>
+                <w:b/>
+                <w:sz w:val="22"/>
+              </w:rPr>
+              <w:t xml:space="preserve">Drpd / </w:t>
+            </w:r>
+            <w:r>
+              <w:rPr>
+                <w:rFonts w:ascii="Arial" w:hAnsi="Arial"/>
+                <w:b/>
+                <w:i/>
+                <w:sz w:val="22"/>
+              </w:rPr>
+              <w:t>of</w:t>
+            </w:r>
+            <w:r>
+              <w:rPr>
+                <w:rFonts w:ascii="Arial" w:hAnsi="Arial"/>
+                <w:b/>
+                <w:sz w:val="22"/>
+              </w:rPr>
+              <w:t xml:space="preserve"> : </w:t>
+            </w:r>
+            <w:r>
+              <w:rPr>
+                <w:rFonts w:ascii="Arial" w:hAnsi="Arial"/>
+                <w:b/>
+                <w:sz w:val="22"/>
+              </w:rPr>
+              <w:fldChar w:fldCharType="begin"/>
+              <w:instrText xml:space="preserve">NUMPAGES</w:instrText>
+              <w:fldChar w:fldCharType="separate"/>
+              <w:t>1</w:t>
+              <w:fldChar w:fldCharType="end"/>
+            </w:r>
+          </w:p>
+        </w:tc>
+      </w:tr>
+    </w:tbl>
+    <w:p/>
     <w:p>
+      <w:pPr>
+        <w:spacing w:line="276" w:lineRule="auto" w:after="120"/>
+        <w:jc w:val="left"/>
+      </w:pPr>
       <w:r>
         <w:rPr>
-          <w:rFonts w:ascii="Arial" w:hAnsi="Arial"/>
+          <w:rFonts w:ascii="Arial" w:hAnsi="Arial" w:cs="Arial"/>
           <w:b/>
-          <w:sz w:val="24"/>
+          <w:color w:val="000000"/>
+          <w:sz w:val="22"/>
         </w:rPr>
         <w:t>TAJUK</w:t>
       </w:r>
       <w:r>
         <w:rPr>
-          <w:rFonts w:ascii="Arial" w:hAnsi="Arial"/>
+          <w:rFonts w:ascii="Arial" w:hAnsi="Arial" w:cs="Arial"/>
           <w:b/>
-          <w:sz w:val="24"/>
+          <w:color w:val="000000"/>
+          <w:sz w:val="22"/>
         </w:rPr>
         <w:t>/</w:t>
       </w:r>
       <w:r>
         <w:rPr>
-          <w:rFonts w:ascii="Arial" w:hAnsi="Arial"/>
+          <w:rFonts w:ascii="Arial" w:hAnsi="Arial" w:cs="Arial"/>
           <w:b/>
           <w:i/>
-          <w:sz w:val="24"/>
+          <w:color w:val="000000"/>
+          <w:sz w:val="22"/>
         </w:rPr>
         <w:t>TITLE</w:t>
       </w:r>
       <w:r>
         <w:rPr>
-          <w:rFonts w:ascii="Arial" w:hAnsi="Arial"/>
+          <w:rFonts w:ascii="Arial" w:hAnsi="Arial" w:cs="Arial"/>
           <w:b/>
-          <w:sz w:val="24"/>
+          <w:color w:val="000000"/>
+          <w:sz w:val="22"/>
         </w:rPr>
         <w:t>:</w:t>
       </w:r>
       <w:r>
+        <w:rPr>
+          <w:rFonts w:ascii="Arial" w:hAnsi="Arial" w:cs="Arial"/>
+          <w:color w:val="000000"/>
+          <w:sz w:val="22"/>
+        </w:rPr>
         <w:t xml:space="preserve">  </w:t>
       </w:r>
       <w:r>
         <w:rPr>
-          <w:rFonts w:ascii="Arial" w:hAnsi="Arial"/>
+          <w:rFonts w:ascii="Arial" w:hAnsi="Arial" w:cs="Arial"/>
           <w:b/>
-          <w:sz w:val="24"/>
+          <w:i w:val="0"/>
+          <w:color w:val="000000"/>
+          <w:sz w:val="22"/>
         </w:rPr>
         <w:t>PROBLEM SOLVING SKILLS</w:t>
       </w:r>
     </w:p>
     <w:p/>
     <w:p>
+      <w:pPr>
+        <w:spacing w:line="276" w:lineRule="auto" w:after="120"/>
+        <w:jc w:val="left"/>
+      </w:pPr>
       <w:r>
         <w:rPr>
-          <w:rFonts w:ascii="Arial" w:hAnsi="Arial"/>
+          <w:rFonts w:ascii="Arial" w:hAnsi="Arial" w:cs="Arial"/>
           <w:b/>
-          <w:sz w:val="24"/>
+          <w:color w:val="000000"/>
+          <w:sz w:val="22"/>
         </w:rPr>
         <w:t>TUJUAN</w:t>
       </w:r>
       <w:r>
         <w:rPr>
-          <w:rFonts w:ascii="Arial" w:hAnsi="Arial"/>
+          <w:rFonts w:ascii="Arial" w:hAnsi="Arial" w:cs="Arial"/>
           <w:b/>
-          <w:sz w:val="24"/>
+          <w:color w:val="000000"/>
+          <w:sz w:val="22"/>
         </w:rPr>
         <w:t>/</w:t>
       </w:r>
       <w:r>
         <w:rPr>
-          <w:rFonts w:ascii="Arial" w:hAnsi="Arial"/>
+          <w:rFonts w:ascii="Arial" w:hAnsi="Arial" w:cs="Arial"/>
           <w:b/>
           <w:i/>
-          <w:sz w:val="24"/>
+          <w:color w:val="000000"/>
+          <w:sz w:val="22"/>
         </w:rPr>
         <w:t>PURPOSE</w:t>
       </w:r>
       <w:r>
         <w:rPr>
-          <w:rFonts w:ascii="Arial" w:hAnsi="Arial"/>
+          <w:rFonts w:ascii="Arial" w:hAnsi="Arial" w:cs="Arial"/>
           <w:b/>
-          <w:sz w:val="24"/>
+          <w:color w:val="000000"/>
+          <w:sz w:val="22"/>
         </w:rPr>
         <w:t>:</w:t>
       </w:r>
@@ -87,49 +689,59 @@
     <w:p/>
     <w:p>
       <w:pPr>
-        <w:spacing w:after="160"/>
+        <w:spacing w:after="120" w:line="276" w:lineRule="auto"/>
+        <w:jc w:val="left"/>
       </w:pPr>
       <w:r>
         <w:rPr>
-          <w:rFonts w:ascii="Arial" w:hAnsi="Arial"/>
+          <w:rFonts w:ascii="Arial" w:hAnsi="Arial" w:cs="Arial"/>
           <w:b w:val="0"/>
           <w:i w:val="0"/>
+          <w:color w:val="000000"/>
           <w:sz w:val="22"/>
         </w:rPr>
         <w:t>Kertas Penerangan ini bertujuan menerangkan tingkah laku interpersonal dalam organisasi serta peraturan berkaitan yang mempengaruhi penggunaannya. Individu yang kompeten dalam CA ini mesti dapat menghayati dan sedar tentang kemahiran penyelesaian masalah di tempat kerja serta akta peraturan berkaitan.</w:t>
       </w:r>
     </w:p>
     <w:p>
+      <w:pPr>
+        <w:spacing w:line="276" w:lineRule="auto" w:after="120"/>
+        <w:jc w:val="left"/>
+      </w:pPr>
       <w:r>
         <w:rPr>
-          <w:rFonts w:ascii="Arial" w:hAnsi="Arial"/>
+          <w:rFonts w:ascii="Arial" w:hAnsi="Arial" w:cs="Arial"/>
           <w:b/>
-          <w:sz w:val="24"/>
+          <w:color w:val="000000"/>
+          <w:sz w:val="22"/>
         </w:rPr>
         <w:t>PENERANGAN</w:t>
       </w:r>
       <w:r>
         <w:rPr>
-          <w:rFonts w:ascii="Arial" w:hAnsi="Arial"/>
+          <w:rFonts w:ascii="Arial" w:hAnsi="Arial" w:cs="Arial"/>
           <w:b/>
-          <w:sz w:val="24"/>
+          <w:color w:val="000000"/>
+          <w:sz w:val="22"/>
         </w:rPr>
         <w:t>/</w:t>
       </w:r>
       <w:r>
         <w:rPr>
-          <w:rFonts w:ascii="Arial" w:hAnsi="Arial"/>
+          <w:rFonts w:ascii="Arial" w:hAnsi="Arial" w:cs="Arial"/>
           <w:b/>
           <w:i/>
-          <w:sz w:val="24"/>
+          <w:color w:val="000000"/>
+          <w:sz w:val="22"/>
         </w:rPr>
         <w:t>INFORMATION</w:t>
       </w:r>
       <w:r>
         <w:rPr>
-          <w:rFonts w:ascii="Arial" w:hAnsi="Arial"/>
+          <w:rFonts w:ascii="Arial" w:hAnsi="Arial" w:cs="Arial"/>
           <w:b/>
-          <w:sz w:val="24"/>
+          <w:color w:val="000000"/>
+          <w:sz w:val="22"/>
         </w:rPr>
         <w:t>:</w:t>
       </w:r>
@@ -137,27 +749,31 @@
     <w:p/>
     <w:p>
       <w:pPr>
-        <w:spacing w:before="200"/>
+        <w:spacing w:before="120" w:after="120" w:line="276" w:lineRule="auto"/>
+        <w:jc w:val="left"/>
       </w:pPr>
       <w:r>
         <w:rPr>
-          <w:rFonts w:ascii="Arial" w:hAnsi="Arial"/>
+          <w:rFonts w:ascii="Arial" w:hAnsi="Arial" w:cs="Arial"/>
           <w:b/>
           <w:i w:val="0"/>
-          <w:sz w:val="24"/>
+          <w:color w:val="000000"/>
+          <w:sz w:val="22"/>
         </w:rPr>
         <w:t>1. Sifat dan Peringkat Penyelesaian Masalah (Nature And Stages Of Problem Solving)</w:t>
       </w:r>
     </w:p>
     <w:p>
       <w:pPr>
-        <w:spacing w:after="160"/>
+        <w:spacing w:after="120" w:line="276" w:lineRule="auto"/>
+        <w:jc w:val="left"/>
       </w:pPr>
       <w:r>
         <w:rPr>
-          <w:rFonts w:ascii="Arial" w:hAnsi="Arial"/>
+          <w:rFonts w:ascii="Arial" w:hAnsi="Arial" w:cs="Arial"/>
           <w:b w:val="0"/>
           <w:i w:val="0"/>
+          <w:color w:val="000000"/>
           <w:sz w:val="22"/>
         </w:rPr>
         <w:t>Penyelesaian masalah yang berkesan biasanya melibatkan beberapa langkah atau peringkat seperti berikut.</w:t>
@@ -165,13 +781,15 @@
     </w:p>
     <w:p>
       <w:pPr>
-        <w:spacing w:after="160"/>
+        <w:spacing w:after="120" w:line="276" w:lineRule="auto"/>
+        <w:jc w:val="left"/>
       </w:pPr>
       <w:r>
         <w:rPr>
-          <w:rFonts w:ascii="Arial" w:hAnsi="Arial"/>
+          <w:rFonts w:ascii="Arial" w:hAnsi="Arial" w:cs="Arial"/>
           <w:b/>
           <w:i w:val="0"/>
+          <w:color w:val="000000"/>
           <w:sz w:val="22"/>
         </w:rPr>
         <w:t>1.1 Pengenalpastian Masalah</w:t>
@@ -179,85 +797,95 @@
     </w:p>
     <w:p>
       <w:pPr>
-        <w:spacing w:after="160"/>
+        <w:spacing w:after="120" w:line="276" w:lineRule="auto"/>
+        <w:jc w:val="left"/>
       </w:pPr>
       <w:r>
         <w:rPr>
-          <w:rFonts w:ascii="Arial" w:hAnsi="Arial"/>
+          <w:rFonts w:ascii="Arial" w:hAnsi="Arial" w:cs="Arial"/>
           <w:b w:val="0"/>
           <w:i w:val="0"/>
+          <w:color w:val="000000"/>
           <w:sz w:val="22"/>
         </w:rPr>
         <w:t xml:space="preserve">Peringkat ini melibatkan mengesan dan mengenali sama ada terdapat masalah, mengenal pasti sifat masalah, dan menentukan punca akar masalah. Contoh: apabila </w:t>
       </w:r>
       <w:r>
         <w:rPr>
-          <w:rFonts w:ascii="Arial" w:hAnsi="Arial"/>
+          <w:rFonts w:ascii="Arial" w:hAnsi="Arial" w:cs="Arial"/>
           <w:b w:val="0"/>
           <w:i/>
+          <w:color w:val="000000"/>
           <w:sz w:val="22"/>
         </w:rPr>
         <w:t>rough cut</w:t>
       </w:r>
       <w:r>
         <w:rPr>
-          <w:rFonts w:ascii="Arial" w:hAnsi="Arial"/>
+          <w:rFonts w:ascii="Arial" w:hAnsi="Arial" w:cs="Arial"/>
           <w:b w:val="0"/>
           <w:i w:val="0"/>
+          <w:color w:val="000000"/>
           <w:sz w:val="22"/>
         </w:rPr>
         <w:t xml:space="preserve"> sesebuah video tidak selari dengan naratif yang dikehendaki Director, Editor mesti mengenal pasti dahulu — adakah masalahnya pada pemilihan </w:t>
       </w:r>
       <w:r>
         <w:rPr>
-          <w:rFonts w:ascii="Arial" w:hAnsi="Arial"/>
+          <w:rFonts w:ascii="Arial" w:hAnsi="Arial" w:cs="Arial"/>
           <w:b w:val="0"/>
           <w:i/>
+          <w:color w:val="000000"/>
           <w:sz w:val="22"/>
         </w:rPr>
         <w:t>footage</w:t>
       </w:r>
       <w:r>
         <w:rPr>
-          <w:rFonts w:ascii="Arial" w:hAnsi="Arial"/>
+          <w:rFonts w:ascii="Arial" w:hAnsi="Arial" w:cs="Arial"/>
           <w:b w:val="0"/>
           <w:i w:val="0"/>
+          <w:color w:val="000000"/>
           <w:sz w:val="22"/>
         </w:rPr>
         <w:t xml:space="preserve">, urutan </w:t>
       </w:r>
       <w:r>
         <w:rPr>
-          <w:rFonts w:ascii="Arial" w:hAnsi="Arial"/>
+          <w:rFonts w:ascii="Arial" w:hAnsi="Arial" w:cs="Arial"/>
           <w:b w:val="0"/>
           <w:i/>
+          <w:color w:val="000000"/>
           <w:sz w:val="22"/>
         </w:rPr>
         <w:t>scene</w:t>
       </w:r>
       <w:r>
         <w:rPr>
-          <w:rFonts w:ascii="Arial" w:hAnsi="Arial"/>
+          <w:rFonts w:ascii="Arial" w:hAnsi="Arial" w:cs="Arial"/>
           <w:b w:val="0"/>
           <w:i w:val="0"/>
+          <w:color w:val="000000"/>
           <w:sz w:val="22"/>
         </w:rPr>
         <w:t xml:space="preserve">, atau tempoh </w:t>
       </w:r>
       <w:r>
         <w:rPr>
-          <w:rFonts w:ascii="Arial" w:hAnsi="Arial"/>
+          <w:rFonts w:ascii="Arial" w:hAnsi="Arial" w:cs="Arial"/>
           <w:b w:val="0"/>
           <w:i/>
+          <w:color w:val="000000"/>
           <w:sz w:val="22"/>
         </w:rPr>
         <w:t>pacing</w:t>
       </w:r>
       <w:r>
         <w:rPr>
-          <w:rFonts w:ascii="Arial" w:hAnsi="Arial"/>
+          <w:rFonts w:ascii="Arial" w:hAnsi="Arial" w:cs="Arial"/>
           <w:b w:val="0"/>
           <w:i w:val="0"/>
+          <w:color w:val="000000"/>
           <w:sz w:val="22"/>
         </w:rPr>
         <w:t>?</w:t>
@@ -265,13 +893,15 @@
     </w:p>
     <w:p>
       <w:pPr>
-        <w:spacing w:after="160"/>
+        <w:spacing w:after="120" w:line="276" w:lineRule="auto"/>
+        <w:jc w:val="left"/>
       </w:pPr>
       <w:r>
         <w:rPr>
-          <w:rFonts w:ascii="Arial" w:hAnsi="Arial"/>
+          <w:rFonts w:ascii="Arial" w:hAnsi="Arial" w:cs="Arial"/>
           <w:b/>
           <w:i w:val="0"/>
+          <w:color w:val="000000"/>
           <w:sz w:val="22"/>
         </w:rPr>
         <w:t>1.2 Menstruktur Masalah</w:t>
@@ -279,49 +909,55 @@
     </w:p>
     <w:p>
       <w:pPr>
-        <w:spacing w:after="160"/>
+        <w:spacing w:after="120" w:line="276" w:lineRule="auto"/>
+        <w:jc w:val="left"/>
       </w:pPr>
       <w:r>
         <w:rPr>
-          <w:rFonts w:ascii="Arial" w:hAnsi="Arial"/>
+          <w:rFonts w:ascii="Arial" w:hAnsi="Arial" w:cs="Arial"/>
           <w:b w:val="0"/>
           <w:i w:val="0"/>
+          <w:color w:val="000000"/>
           <w:sz w:val="22"/>
         </w:rPr>
         <w:t xml:space="preserve">Peringkat ini melibatkan tempoh pemerhatian, pemeriksaan teliti, pencarian fakta dan membina gambaran jelas tentang masalah. Contoh: Editor menyemak setiap </w:t>
       </w:r>
       <w:r>
         <w:rPr>
-          <w:rFonts w:ascii="Arial" w:hAnsi="Arial"/>
+          <w:rFonts w:ascii="Arial" w:hAnsi="Arial" w:cs="Arial"/>
           <w:b w:val="0"/>
           <w:i/>
+          <w:color w:val="000000"/>
           <w:sz w:val="22"/>
         </w:rPr>
         <w:t>timeline segment</w:t>
       </w:r>
       <w:r>
         <w:rPr>
-          <w:rFonts w:ascii="Arial" w:hAnsi="Arial"/>
+          <w:rFonts w:ascii="Arial" w:hAnsi="Arial" w:cs="Arial"/>
           <w:b w:val="0"/>
           <w:i w:val="0"/>
+          <w:color w:val="000000"/>
           <w:sz w:val="22"/>
         </w:rPr>
         <w:t xml:space="preserve"> dan meminta pandangan Sound Engineer serta Colorist untuk memahami skop masalah </w:t>
       </w:r>
       <w:r>
         <w:rPr>
-          <w:rFonts w:ascii="Arial" w:hAnsi="Arial"/>
+          <w:rFonts w:ascii="Arial" w:hAnsi="Arial" w:cs="Arial"/>
           <w:b w:val="0"/>
           <w:i/>
+          <w:color w:val="000000"/>
           <w:sz w:val="22"/>
         </w:rPr>
         <w:t>pacing</w:t>
       </w:r>
       <w:r>
         <w:rPr>
-          <w:rFonts w:ascii="Arial" w:hAnsi="Arial"/>
+          <w:rFonts w:ascii="Arial" w:hAnsi="Arial" w:cs="Arial"/>
           <w:b w:val="0"/>
           <w:i w:val="0"/>
+          <w:color w:val="000000"/>
           <w:sz w:val="22"/>
         </w:rPr>
         <w:t xml:space="preserve"> video secara menyeluruh.</w:t>
@@ -329,13 +965,15 @@
     </w:p>
     <w:p>
       <w:pPr>
-        <w:spacing w:after="160"/>
+        <w:spacing w:after="120" w:line="276" w:lineRule="auto"/>
+        <w:jc w:val="left"/>
       </w:pPr>
       <w:r>
         <w:rPr>
-          <w:rFonts w:ascii="Arial" w:hAnsi="Arial"/>
+          <w:rFonts w:ascii="Arial" w:hAnsi="Arial" w:cs="Arial"/>
           <w:b/>
           <w:i w:val="0"/>
+          <w:color w:val="000000"/>
           <w:sz w:val="22"/>
         </w:rPr>
         <w:t>1.3 Mencari Kemungkinan Penyelesaian</w:t>
@@ -343,85 +981,95 @@
     </w:p>
     <w:p>
       <w:pPr>
-        <w:spacing w:after="160"/>
+        <w:spacing w:after="120" w:line="276" w:lineRule="auto"/>
+        <w:jc w:val="left"/>
       </w:pPr>
       <w:r>
         <w:rPr>
-          <w:rFonts w:ascii="Arial" w:hAnsi="Arial"/>
+          <w:rFonts w:ascii="Arial" w:hAnsi="Arial" w:cs="Arial"/>
           <w:b w:val="0"/>
           <w:i w:val="0"/>
+          <w:color w:val="000000"/>
           <w:sz w:val="22"/>
         </w:rPr>
         <w:t xml:space="preserve">Peringkat ini menjana pelbagai kemungkinan tindakan tanpa menilai terlebih dahulu. Dalam situasi kumpulan, ini sering dijalankan sebagai sesi </w:t>
       </w:r>
       <w:r>
         <w:rPr>
-          <w:rFonts w:ascii="Arial" w:hAnsi="Arial"/>
+          <w:rFonts w:ascii="Arial" w:hAnsi="Arial" w:cs="Arial"/>
           <w:b w:val="0"/>
           <w:i/>
+          <w:color w:val="000000"/>
           <w:sz w:val="22"/>
         </w:rPr>
         <w:t>brainstorming</w:t>
       </w:r>
       <w:r>
         <w:rPr>
-          <w:rFonts w:ascii="Arial" w:hAnsi="Arial"/>
+          <w:rFonts w:ascii="Arial" w:hAnsi="Arial" w:cs="Arial"/>
           <w:b w:val="0"/>
           <w:i w:val="0"/>
+          <w:color w:val="000000"/>
           <w:sz w:val="22"/>
         </w:rPr>
         <w:t xml:space="preserve"> — contoh: pasukan editing (Editor, Assistant Editor, Colorist) berkumpul mencadangkan pelbagai cara membaiki </w:t>
       </w:r>
       <w:r>
         <w:rPr>
-          <w:rFonts w:ascii="Arial" w:hAnsi="Arial"/>
+          <w:rFonts w:ascii="Arial" w:hAnsi="Arial" w:cs="Arial"/>
           <w:b w:val="0"/>
           <w:i/>
+          <w:color w:val="000000"/>
           <w:sz w:val="22"/>
         </w:rPr>
         <w:t>pacing</w:t>
       </w:r>
       <w:r>
         <w:rPr>
-          <w:rFonts w:ascii="Arial" w:hAnsi="Arial"/>
+          <w:rFonts w:ascii="Arial" w:hAnsi="Arial" w:cs="Arial"/>
           <w:b w:val="0"/>
           <w:i w:val="0"/>
+          <w:color w:val="000000"/>
           <w:sz w:val="22"/>
         </w:rPr>
         <w:t xml:space="preserve">, seperti memendekkan </w:t>
       </w:r>
       <w:r>
         <w:rPr>
-          <w:rFonts w:ascii="Arial" w:hAnsi="Arial"/>
+          <w:rFonts w:ascii="Arial" w:hAnsi="Arial" w:cs="Arial"/>
           <w:b w:val="0"/>
           <w:i/>
+          <w:color w:val="000000"/>
           <w:sz w:val="22"/>
         </w:rPr>
         <w:t>scene</w:t>
       </w:r>
       <w:r>
         <w:rPr>
-          <w:rFonts w:ascii="Arial" w:hAnsi="Arial"/>
+          <w:rFonts w:ascii="Arial" w:hAnsi="Arial" w:cs="Arial"/>
           <w:b w:val="0"/>
           <w:i w:val="0"/>
+          <w:color w:val="000000"/>
           <w:sz w:val="22"/>
         </w:rPr>
         <w:t xml:space="preserve"> tertentu atau menambah </w:t>
       </w:r>
       <w:r>
         <w:rPr>
-          <w:rFonts w:ascii="Arial" w:hAnsi="Arial"/>
+          <w:rFonts w:ascii="Arial" w:hAnsi="Arial" w:cs="Arial"/>
           <w:b w:val="0"/>
           <w:i/>
+          <w:color w:val="000000"/>
           <w:sz w:val="22"/>
         </w:rPr>
         <w:t>transition</w:t>
       </w:r>
       <w:r>
         <w:rPr>
-          <w:rFonts w:ascii="Arial" w:hAnsi="Arial"/>
+          <w:rFonts w:ascii="Arial" w:hAnsi="Arial" w:cs="Arial"/>
           <w:b w:val="0"/>
           <w:i w:val="0"/>
+          <w:color w:val="000000"/>
           <w:sz w:val="22"/>
         </w:rPr>
         <w:t>.</w:t>
@@ -429,13 +1077,15 @@
     </w:p>
     <w:p>
       <w:pPr>
-        <w:spacing w:after="160"/>
+        <w:spacing w:after="120" w:line="276" w:lineRule="auto"/>
+        <w:jc w:val="left"/>
       </w:pPr>
       <w:r>
         <w:rPr>
-          <w:rFonts w:ascii="Arial" w:hAnsi="Arial"/>
+          <w:rFonts w:ascii="Arial" w:hAnsi="Arial" w:cs="Arial"/>
           <w:b/>
           <w:i w:val="0"/>
+          <w:color w:val="000000"/>
           <w:sz w:val="22"/>
         </w:rPr>
         <w:t>1.4 Membuat Keputusan</w:t>
@@ -443,49 +1093,55 @@
     </w:p>
     <w:p>
       <w:pPr>
-        <w:spacing w:after="160"/>
+        <w:spacing w:after="120" w:line="276" w:lineRule="auto"/>
+        <w:jc w:val="left"/>
       </w:pPr>
       <w:r>
         <w:rPr>
-          <w:rFonts w:ascii="Arial" w:hAnsi="Arial"/>
+          <w:rFonts w:ascii="Arial" w:hAnsi="Arial" w:cs="Arial"/>
           <w:b w:val="0"/>
           <w:i w:val="0"/>
+          <w:color w:val="000000"/>
           <w:sz w:val="22"/>
         </w:rPr>
         <w:t xml:space="preserve">Peringkat ini melibatkan analisis teliti terhadap pelbagai kemungkinan tindakan dan memilih penyelesaian terbaik untuk dilaksanakan. Sesetengah penyelesaian mungkin tidak praktikal disebabkan kekangan masa atau belanjawan. Contoh: Editor memutuskan untuk memendekkan tiga </w:t>
       </w:r>
       <w:r>
         <w:rPr>
-          <w:rFonts w:ascii="Arial" w:hAnsi="Arial"/>
+          <w:rFonts w:ascii="Arial" w:hAnsi="Arial" w:cs="Arial"/>
           <w:b w:val="0"/>
           <w:i/>
+          <w:color w:val="000000"/>
           <w:sz w:val="22"/>
         </w:rPr>
         <w:t>scene</w:t>
       </w:r>
       <w:r>
         <w:rPr>
-          <w:rFonts w:ascii="Arial" w:hAnsi="Arial"/>
+          <w:rFonts w:ascii="Arial" w:hAnsi="Arial" w:cs="Arial"/>
           <w:b w:val="0"/>
           <w:i w:val="0"/>
+          <w:color w:val="000000"/>
           <w:sz w:val="22"/>
         </w:rPr>
         <w:t xml:space="preserve"> dan menambah muzik latar bagi menyelesaikan isu </w:t>
       </w:r>
       <w:r>
         <w:rPr>
-          <w:rFonts w:ascii="Arial" w:hAnsi="Arial"/>
+          <w:rFonts w:ascii="Arial" w:hAnsi="Arial" w:cs="Arial"/>
           <w:b w:val="0"/>
           <w:i/>
+          <w:color w:val="000000"/>
           <w:sz w:val="22"/>
         </w:rPr>
         <w:t>pacing</w:t>
       </w:r>
       <w:r>
         <w:rPr>
-          <w:rFonts w:ascii="Arial" w:hAnsi="Arial"/>
+          <w:rFonts w:ascii="Arial" w:hAnsi="Arial" w:cs="Arial"/>
           <w:b w:val="0"/>
           <w:i w:val="0"/>
+          <w:color w:val="000000"/>
           <w:sz w:val="22"/>
         </w:rPr>
         <w:t>, selepas mempertimbangkan tarikh siaran yang tinggal dua hari.</w:t>
@@ -493,13 +1149,15 @@
     </w:p>
     <w:p>
       <w:pPr>
-        <w:spacing w:after="160"/>
+        <w:spacing w:after="120" w:line="276" w:lineRule="auto"/>
+        <w:jc w:val="left"/>
       </w:pPr>
       <w:r>
         <w:rPr>
-          <w:rFonts w:ascii="Arial" w:hAnsi="Arial"/>
+          <w:rFonts w:ascii="Arial" w:hAnsi="Arial" w:cs="Arial"/>
           <w:b/>
           <w:i w:val="0"/>
+          <w:color w:val="000000"/>
           <w:sz w:val="22"/>
         </w:rPr>
         <w:t>1.5 Pelaksanaan</w:t>
@@ -507,13 +1165,15 @@
     </w:p>
     <w:p>
       <w:pPr>
-        <w:spacing w:after="160"/>
+        <w:spacing w:after="120" w:line="276" w:lineRule="auto"/>
+        <w:jc w:val="left"/>
       </w:pPr>
       <w:r>
         <w:rPr>
-          <w:rFonts w:ascii="Arial" w:hAnsi="Arial"/>
+          <w:rFonts w:ascii="Arial" w:hAnsi="Arial" w:cs="Arial"/>
           <w:b w:val="0"/>
           <w:i w:val="0"/>
+          <w:color w:val="000000"/>
           <w:sz w:val="22"/>
         </w:rPr>
         <w:t>Peringkat ini melibatkan penerimaan dan pelaksanaan tindakan yang dipilih. Semasa pelaksanaan, masalah tambahan mungkin timbul terutamanya jika pengenalpastian atau penstrukturan masalah asal tidak dilakukan sepenuhnya.</w:t>
@@ -521,13 +1181,15 @@
     </w:p>
     <w:p>
       <w:pPr>
-        <w:spacing w:after="160"/>
+        <w:spacing w:after="120" w:line="276" w:lineRule="auto"/>
+        <w:jc w:val="left"/>
       </w:pPr>
       <w:r>
         <w:rPr>
-          <w:rFonts w:ascii="Arial" w:hAnsi="Arial"/>
+          <w:rFonts w:ascii="Arial" w:hAnsi="Arial" w:cs="Arial"/>
           <w:b/>
           <w:i w:val="0"/>
+          <w:color w:val="000000"/>
           <w:sz w:val="22"/>
         </w:rPr>
         <w:t>1.6 Pemantauan/Mendapatkan Maklum Balas</w:t>
@@ -535,49 +1197,55 @@
     </w:p>
     <w:p>
       <w:pPr>
-        <w:spacing w:after="160"/>
+        <w:spacing w:after="120" w:line="276" w:lineRule="auto"/>
+        <w:jc w:val="left"/>
       </w:pPr>
       <w:r>
         <w:rPr>
-          <w:rFonts w:ascii="Arial" w:hAnsi="Arial"/>
+          <w:rFonts w:ascii="Arial" w:hAnsi="Arial" w:cs="Arial"/>
           <w:b w:val="0"/>
           <w:i w:val="0"/>
+          <w:color w:val="000000"/>
           <w:sz w:val="22"/>
         </w:rPr>
         <w:t xml:space="preserve">Peringkat terakhir melibatkan penyemakan hasil penyelesaian masalah dari semasa ke semasa, termasuk mendapatkan maklum balas tentang kejayaan penyelesaian. Contoh: selepas </w:t>
       </w:r>
       <w:r>
         <w:rPr>
-          <w:rFonts w:ascii="Arial" w:hAnsi="Arial"/>
+          <w:rFonts w:ascii="Arial" w:hAnsi="Arial" w:cs="Arial"/>
           <w:b w:val="0"/>
           <w:i/>
+          <w:color w:val="000000"/>
           <w:sz w:val="22"/>
         </w:rPr>
         <w:t>final cut</w:t>
       </w:r>
       <w:r>
         <w:rPr>
-          <w:rFonts w:ascii="Arial" w:hAnsi="Arial"/>
+          <w:rFonts w:ascii="Arial" w:hAnsi="Arial" w:cs="Arial"/>
           <w:b w:val="0"/>
           <w:i w:val="0"/>
+          <w:color w:val="000000"/>
           <w:sz w:val="22"/>
         </w:rPr>
         <w:t xml:space="preserve"> dihantar, Editor mendapatkan maklum balas daripada Director dan klien untuk memastikan isu </w:t>
       </w:r>
       <w:r>
         <w:rPr>
-          <w:rFonts w:ascii="Arial" w:hAnsi="Arial"/>
+          <w:rFonts w:ascii="Arial" w:hAnsi="Arial" w:cs="Arial"/>
           <w:b w:val="0"/>
           <w:i/>
+          <w:color w:val="000000"/>
           <w:sz w:val="22"/>
         </w:rPr>
         <w:t>pacing</w:t>
       </w:r>
       <w:r>
         <w:rPr>
-          <w:rFonts w:ascii="Arial" w:hAnsi="Arial"/>
+          <w:rFonts w:ascii="Arial" w:hAnsi="Arial" w:cs="Arial"/>
           <w:b w:val="0"/>
           <w:i w:val="0"/>
+          <w:color w:val="000000"/>
           <w:sz w:val="22"/>
         </w:rPr>
         <w:t xml:space="preserve"> benar-benar selesai.</w:t>
@@ -585,13 +1253,15 @@
     </w:p>
     <w:p>
       <w:pPr>
-        <w:spacing w:after="160"/>
+        <w:spacing w:after="120" w:line="276" w:lineRule="auto"/>
+        <w:jc w:val="left"/>
       </w:pPr>
       <w:r>
         <w:rPr>
-          <w:rFonts w:ascii="Arial" w:hAnsi="Arial"/>
+          <w:rFonts w:ascii="Arial" w:hAnsi="Arial" w:cs="Arial"/>
           <w:b/>
           <w:i w:val="0"/>
+          <w:color w:val="000000"/>
           <w:sz w:val="22"/>
         </w:rPr>
         <w:t>1.7 Sesi Percambahan Fikiran (Brainstorming)</w:t>
@@ -599,22 +1269,25 @@
     </w:p>
     <w:p>
       <w:pPr>
-        <w:spacing w:after="160"/>
+        <w:spacing w:after="120" w:line="276" w:lineRule="auto"/>
+        <w:jc w:val="left"/>
       </w:pPr>
       <w:r>
         <w:rPr>
-          <w:rFonts w:ascii="Arial" w:hAnsi="Arial"/>
+          <w:rFonts w:ascii="Arial" w:hAnsi="Arial" w:cs="Arial"/>
           <w:b w:val="0"/>
           <w:i/>
+          <w:color w:val="000000"/>
           <w:sz w:val="22"/>
         </w:rPr>
         <w:t>Brainstorming</w:t>
       </w:r>
       <w:r>
         <w:rPr>
-          <w:rFonts w:ascii="Arial" w:hAnsi="Arial"/>
+          <w:rFonts w:ascii="Arial" w:hAnsi="Arial" w:cs="Arial"/>
           <w:b w:val="0"/>
           <w:i w:val="0"/>
+          <w:color w:val="000000"/>
           <w:sz w:val="22"/>
         </w:rPr>
         <w:t xml:space="preserve"> ialah salah satu teknik paling biasa untuk menjana banyak idea dalam masa singkat, sering dijalankan secara berkumpulan.</w:t>
@@ -622,13 +1295,15 @@
     </w:p>
     <w:p>
       <w:pPr>
-        <w:spacing w:after="160"/>
+        <w:spacing w:after="120" w:line="276" w:lineRule="auto"/>
+        <w:jc w:val="left"/>
       </w:pPr>
       <w:r>
         <w:rPr>
-          <w:rFonts w:ascii="Arial" w:hAnsi="Arial"/>
+          <w:rFonts w:ascii="Arial" w:hAnsi="Arial" w:cs="Arial"/>
           <w:b/>
           <w:i w:val="0"/>
+          <w:color w:val="000000"/>
           <w:sz w:val="22"/>
         </w:rPr>
         <w:t>Peraturan Brainstorming:</w:t>
@@ -636,13 +1311,15 @@
     </w:p>
     <w:p>
       <w:pPr>
-        <w:spacing w:after="160"/>
+        <w:spacing w:after="120" w:line="276" w:lineRule="auto"/>
+        <w:jc w:val="left"/>
       </w:pPr>
       <w:r>
         <w:rPr>
-          <w:rFonts w:ascii="Arial" w:hAnsi="Arial"/>
+          <w:rFonts w:ascii="Arial" w:hAnsi="Arial" w:cs="Arial"/>
           <w:b w:val="0"/>
           <w:i w:val="0"/>
+          <w:color w:val="000000"/>
           <w:sz w:val="22"/>
         </w:rPr>
         <w:t>a) Tiada kritikan terhadap cadangan atau individu dibenarkan; maklum balas positif digalakkan untuk semua idea.</w:t>
@@ -650,13 +1327,15 @@
     </w:p>
     <w:p>
       <w:pPr>
-        <w:spacing w:after="160"/>
+        <w:spacing w:after="120" w:line="276" w:lineRule="auto"/>
+        <w:jc w:val="left"/>
       </w:pPr>
       <w:r>
         <w:rPr>
-          <w:rFonts w:ascii="Arial" w:hAnsi="Arial"/>
+          <w:rFonts w:ascii="Arial" w:hAnsi="Arial" w:cs="Arial"/>
           <w:b w:val="0"/>
           <w:i w:val="0"/>
+          <w:color w:val="000000"/>
           <w:sz w:val="22"/>
         </w:rPr>
         <w:t>b) Matlamatnya menghasilkan idea sebanyak mungkin.</w:t>
@@ -664,13 +1343,15 @@
     </w:p>
     <w:p>
       <w:pPr>
-        <w:spacing w:after="160"/>
+        <w:spacing w:after="120" w:line="276" w:lineRule="auto"/>
+        <w:jc w:val="left"/>
       </w:pPr>
       <w:r>
         <w:rPr>
-          <w:rFonts w:ascii="Arial" w:hAnsi="Arial"/>
+          <w:rFonts w:ascii="Arial" w:hAnsi="Arial" w:cs="Arial"/>
           <w:b w:val="0"/>
           <w:i w:val="0"/>
+          <w:color w:val="000000"/>
           <w:sz w:val="22"/>
         </w:rPr>
         <w:t>c) Matlamatnya mewujudkan momentum kreatif — suasana teruja dengan idea dihasilkan secara pantas. Semua idea digalakkan, tidak kira betapa tidak relevan kelihatannya.</w:t>
@@ -678,13 +1359,15 @@
     </w:p>
     <w:p>
       <w:pPr>
-        <w:spacing w:after="160"/>
+        <w:spacing w:after="120" w:line="276" w:lineRule="auto"/>
+        <w:jc w:val="left"/>
       </w:pPr>
       <w:r>
         <w:rPr>
-          <w:rFonts w:ascii="Arial" w:hAnsi="Arial"/>
+          <w:rFonts w:ascii="Arial" w:hAnsi="Arial" w:cs="Arial"/>
           <w:b w:val="0"/>
           <w:i w:val="0"/>
+          <w:color w:val="000000"/>
           <w:sz w:val="22"/>
         </w:rPr>
         <w:t>d) Idea perlu saling menyuburkan — setiap ahli sentiasa melihat cadangan ahli lain untuk mencetuskan idea baharu.</w:t>
@@ -692,27 +1375,31 @@
     </w:p>
     <w:p>
       <w:pPr>
-        <w:spacing w:before="200"/>
+        <w:spacing w:before="120" w:after="120" w:line="276" w:lineRule="auto"/>
+        <w:jc w:val="left"/>
       </w:pPr>
       <w:r>
         <w:rPr>
-          <w:rFonts w:ascii="Arial" w:hAnsi="Arial"/>
+          <w:rFonts w:ascii="Arial" w:hAnsi="Arial" w:cs="Arial"/>
           <w:b/>
           <w:i w:val="0"/>
-          <w:sz w:val="24"/>
+          <w:color w:val="000000"/>
+          <w:sz w:val="22"/>
         </w:rPr>
         <w:t>2. Teknik Penyelesaian Masalah Berkesan (Effective Problem-Solving Techniques)</w:t>
       </w:r>
     </w:p>
     <w:p>
       <w:pPr>
-        <w:spacing w:after="160"/>
+        <w:spacing w:after="120" w:line="276" w:lineRule="auto"/>
+        <w:jc w:val="left"/>
       </w:pPr>
       <w:r>
         <w:rPr>
-          <w:rFonts w:ascii="Arial" w:hAnsi="Arial"/>
+          <w:rFonts w:ascii="Arial" w:hAnsi="Arial" w:cs="Arial"/>
           <w:b/>
           <w:i w:val="0"/>
+          <w:color w:val="000000"/>
           <w:sz w:val="22"/>
         </w:rPr>
         <w:t>2.1 Rangka Kerja</w:t>
@@ -720,13 +1407,15 @@
     </w:p>
     <w:p>
       <w:pPr>
-        <w:spacing w:after="160"/>
+        <w:spacing w:after="120" w:line="276" w:lineRule="auto"/>
+        <w:jc w:val="left"/>
       </w:pPr>
       <w:r>
         <w:rPr>
-          <w:rFonts w:ascii="Arial" w:hAnsi="Arial"/>
+          <w:rFonts w:ascii="Arial" w:hAnsi="Arial" w:cs="Arial"/>
           <w:b w:val="0"/>
           <w:i w:val="0"/>
+          <w:color w:val="000000"/>
           <w:sz w:val="22"/>
         </w:rPr>
         <w:t>Setiap kumpulan pada suatu masa akan menghadapi tugas menyelesaikan masalah. Salah satu sebab kumpulan sukar menyelesaikan masalah ialah kegagalan mengikut prosedur yang teratur. Bagi kumpulan kerja berkesan, mereka perlu ada prosedur penyelesaian masalah yang dipersetujui bersama. Tidak semua masalah sama pentingnya dan kepentingan relatifnya perlu dikekalkan dalam perspektif.</w:t>
@@ -734,13 +1423,15 @@
     </w:p>
     <w:p>
       <w:pPr>
-        <w:spacing w:after="160"/>
+        <w:spacing w:after="120" w:line="276" w:lineRule="auto"/>
+        <w:jc w:val="left"/>
       </w:pPr>
       <w:r>
         <w:rPr>
-          <w:rFonts w:ascii="Arial" w:hAnsi="Arial"/>
+          <w:rFonts w:ascii="Arial" w:hAnsi="Arial" w:cs="Arial"/>
           <w:b/>
           <w:i w:val="0"/>
+          <w:color w:val="000000"/>
           <w:sz w:val="22"/>
         </w:rPr>
         <w:t>2.2 Kaedah Penyelesaian Masalah</w:t>
@@ -748,49 +1439,55 @@
     </w:p>
     <w:p>
       <w:pPr>
-        <w:spacing w:after="160"/>
+        <w:spacing w:after="120" w:line="276" w:lineRule="auto"/>
+        <w:jc w:val="left"/>
       </w:pPr>
       <w:r>
         <w:rPr>
-          <w:rFonts w:ascii="Arial" w:hAnsi="Arial"/>
+          <w:rFonts w:ascii="Arial" w:hAnsi="Arial" w:cs="Arial"/>
           <w:b w:val="0"/>
           <w:i w:val="0"/>
+          <w:color w:val="000000"/>
           <w:sz w:val="22"/>
         </w:rPr>
         <w:t xml:space="preserve">i. </w:t>
       </w:r>
       <w:r>
         <w:rPr>
-          <w:rFonts w:ascii="Arial" w:hAnsi="Arial"/>
+          <w:rFonts w:ascii="Arial" w:hAnsi="Arial" w:cs="Arial"/>
           <w:b/>
           <w:i w:val="0"/>
+          <w:color w:val="000000"/>
           <w:sz w:val="22"/>
         </w:rPr>
         <w:t>Takrifkan Masalah</w:t>
       </w:r>
       <w:r>
         <w:rPr>
-          <w:rFonts w:ascii="Arial" w:hAnsi="Arial"/>
+          <w:rFonts w:ascii="Arial" w:hAnsi="Arial" w:cs="Arial"/>
           <w:b w:val="0"/>
           <w:i w:val="0"/>
+          <w:color w:val="000000"/>
           <w:sz w:val="22"/>
         </w:rPr>
         <w:t xml:space="preserve"> — pernyataan masalah yang baik menyatakan situasi semasa dan situasi yang dikehendaki, tanpa membayangkan sebarang penyelesaian atau punca. Contoh: "Kepuasan klien terhadap </w:t>
       </w:r>
       <w:r>
         <w:rPr>
-          <w:rFonts w:ascii="Arial" w:hAnsi="Arial"/>
+          <w:rFonts w:ascii="Arial" w:hAnsi="Arial" w:cs="Arial"/>
           <w:b w:val="0"/>
           <w:i/>
+          <w:color w:val="000000"/>
           <w:sz w:val="22"/>
         </w:rPr>
         <w:t>turnaround time</w:t>
       </w:r>
       <w:r>
         <w:rPr>
-          <w:rFonts w:ascii="Arial" w:hAnsi="Arial"/>
+          <w:rFonts w:ascii="Arial" w:hAnsi="Arial" w:cs="Arial"/>
           <w:b w:val="0"/>
           <w:i w:val="0"/>
+          <w:color w:val="000000"/>
           <w:sz w:val="22"/>
         </w:rPr>
         <w:t xml:space="preserve"> editing dinilai rendah, kurang daripada 50% berbanding sasaran 90%." Situasi semasa ditakrifkan berdasarkan fakta; situasi yang dikehendaki dinyatakan sebagai objektif yang realistik dan bernilai.</w:t>
@@ -798,49 +1495,55 @@
     </w:p>
     <w:p>
       <w:pPr>
-        <w:spacing w:after="160"/>
+        <w:spacing w:after="120" w:line="276" w:lineRule="auto"/>
+        <w:jc w:val="left"/>
       </w:pPr>
       <w:r>
         <w:rPr>
-          <w:rFonts w:ascii="Arial" w:hAnsi="Arial"/>
+          <w:rFonts w:ascii="Arial" w:hAnsi="Arial" w:cs="Arial"/>
           <w:b w:val="0"/>
           <w:i w:val="0"/>
+          <w:color w:val="000000"/>
           <w:sz w:val="22"/>
         </w:rPr>
         <w:t xml:space="preserve">ii. </w:t>
       </w:r>
       <w:r>
         <w:rPr>
-          <w:rFonts w:ascii="Arial" w:hAnsi="Arial"/>
+          <w:rFonts w:ascii="Arial" w:hAnsi="Arial" w:cs="Arial"/>
           <w:b/>
           <w:i w:val="0"/>
+          <w:color w:val="000000"/>
           <w:sz w:val="22"/>
         </w:rPr>
         <w:t>Kenal Pasti dan Takrifkan Punca Akar</w:t>
       </w:r>
       <w:r>
         <w:rPr>
-          <w:rFonts w:ascii="Arial" w:hAnsi="Arial"/>
+          <w:rFonts w:ascii="Arial" w:hAnsi="Arial" w:cs="Arial"/>
           <w:b w:val="0"/>
           <w:i w:val="0"/>
+          <w:color w:val="000000"/>
           <w:sz w:val="22"/>
         </w:rPr>
         <w:t xml:space="preserve"> — kumpulan perlu mengenal pasti punca akar (sebab sebenar masalah), bukan sekadar simptom (petanda kehadiran masalah). Teknik </w:t>
       </w:r>
       <w:r>
         <w:rPr>
-          <w:rFonts w:ascii="Arial" w:hAnsi="Arial"/>
+          <w:rFonts w:ascii="Arial" w:hAnsi="Arial" w:cs="Arial"/>
           <w:b w:val="0"/>
           <w:i/>
+          <w:color w:val="000000"/>
           <w:sz w:val="22"/>
         </w:rPr>
         <w:t>brainstorming</w:t>
       </w:r>
       <w:r>
         <w:rPr>
-          <w:rFonts w:ascii="Arial" w:hAnsi="Arial"/>
+          <w:rFonts w:ascii="Arial" w:hAnsi="Arial" w:cs="Arial"/>
           <w:b w:val="0"/>
           <w:i w:val="0"/>
+          <w:color w:val="000000"/>
           <w:sz w:val="22"/>
         </w:rPr>
         <w:t xml:space="preserve"> digunakan untuk mempertimbangkan semua kemungkinan punca.</w:t>
@@ -848,13 +1551,15 @@
     </w:p>
     <w:p>
       <w:pPr>
-        <w:spacing w:after="160"/>
+        <w:spacing w:after="120" w:line="276" w:lineRule="auto"/>
+        <w:jc w:val="left"/>
       </w:pPr>
       <w:r>
         <w:rPr>
-          <w:rFonts w:ascii="Arial" w:hAnsi="Arial"/>
+          <w:rFonts w:ascii="Arial" w:hAnsi="Arial" w:cs="Arial"/>
           <w:b/>
           <w:i w:val="0"/>
+          <w:color w:val="000000"/>
           <w:sz w:val="22"/>
         </w:rPr>
         <w:t>2.3 Jana Penyelesaian Alternatif</w:t>
@@ -862,13 +1567,15 @@
     </w:p>
     <w:p>
       <w:pPr>
-        <w:spacing w:after="160"/>
+        <w:spacing w:after="120" w:line="276" w:lineRule="auto"/>
+        <w:jc w:val="left"/>
       </w:pPr>
       <w:r>
         <w:rPr>
-          <w:rFonts w:ascii="Arial" w:hAnsi="Arial"/>
+          <w:rFonts w:ascii="Arial" w:hAnsi="Arial" w:cs="Arial"/>
           <w:b w:val="0"/>
           <w:i w:val="0"/>
+          <w:color w:val="000000"/>
           <w:sz w:val="22"/>
         </w:rPr>
         <w:t>Selepas punca akar dikenal pasti, fokus peringkat ini adalah menjana, bukan menilai. Kumpulan yang menjana dan menilai serentak sering mengurangkan bilangan penyelesaian berpotensi. Jika idea sudah kehabisan, gabungkan aspek daripada penyelesaian yang telah dijana sebelum ini.</w:t>
@@ -876,13 +1583,15 @@
     </w:p>
     <w:p>
       <w:pPr>
-        <w:spacing w:after="160"/>
+        <w:spacing w:after="120" w:line="276" w:lineRule="auto"/>
+        <w:jc w:val="left"/>
       </w:pPr>
       <w:r>
         <w:rPr>
-          <w:rFonts w:ascii="Arial" w:hAnsi="Arial"/>
+          <w:rFonts w:ascii="Arial" w:hAnsi="Arial" w:cs="Arial"/>
           <w:b/>
           <w:i w:val="0"/>
+          <w:color w:val="000000"/>
           <w:sz w:val="22"/>
         </w:rPr>
         <w:t>2.4 Nilai Alternatif</w:t>
@@ -890,31 +1599,35 @@
     </w:p>
     <w:p>
       <w:pPr>
-        <w:spacing w:after="160"/>
+        <w:spacing w:after="120" w:line="276" w:lineRule="auto"/>
+        <w:jc w:val="left"/>
       </w:pPr>
       <w:r>
         <w:rPr>
-          <w:rFonts w:ascii="Arial" w:hAnsi="Arial"/>
+          <w:rFonts w:ascii="Arial" w:hAnsi="Arial" w:cs="Arial"/>
           <w:b w:val="0"/>
           <w:i w:val="0"/>
+          <w:color w:val="000000"/>
           <w:sz w:val="22"/>
         </w:rPr>
         <w:t xml:space="preserve">Sebelum menilai alternatif, kumpulan perlu menetapkan kriteria menilai penyelesaian dahulu. Kriteria mesti objektif dan diutamakan boleh diukur berbanding emosional. Pendekatan berstruktur boleh menggunakan matriks dengan kriteria pada satu paksi dan setiap alternatif penyelesaian pada paksi lain — contoh: skala Likert 1 hingga 10 digunakan oleh pasukan editing untuk menilai setiap cadangan penyelesaian isu </w:t>
       </w:r>
       <w:r>
         <w:rPr>
-          <w:rFonts w:ascii="Arial" w:hAnsi="Arial"/>
+          <w:rFonts w:ascii="Arial" w:hAnsi="Arial" w:cs="Arial"/>
           <w:b w:val="0"/>
           <w:i/>
+          <w:color w:val="000000"/>
           <w:sz w:val="22"/>
         </w:rPr>
         <w:t>pacing</w:t>
       </w:r>
       <w:r>
         <w:rPr>
-          <w:rFonts w:ascii="Arial" w:hAnsi="Arial"/>
+          <w:rFonts w:ascii="Arial" w:hAnsi="Arial" w:cs="Arial"/>
           <w:b w:val="0"/>
           <w:i w:val="0"/>
+          <w:color w:val="000000"/>
           <w:sz w:val="22"/>
         </w:rPr>
         <w:t xml:space="preserve"> mengikut kriteria seperti kos masa, kualiti hasil dan kesan kepada tarikh siaran.</w:t>
@@ -922,13 +1635,15 @@
     </w:p>
     <w:p>
       <w:pPr>
-        <w:spacing w:after="160"/>
+        <w:spacing w:after="120" w:line="276" w:lineRule="auto"/>
+        <w:jc w:val="left"/>
       </w:pPr>
       <w:r>
         <w:rPr>
-          <w:rFonts w:ascii="Arial" w:hAnsi="Arial"/>
+          <w:rFonts w:ascii="Arial" w:hAnsi="Arial" w:cs="Arial"/>
           <w:b/>
           <w:i w:val="0"/>
+          <w:color w:val="000000"/>
           <w:sz w:val="22"/>
         </w:rPr>
         <w:t>2.5 Persetujuan Terhadap Penyelesaian Terbaik</w:t>
@@ -936,13 +1651,15 @@
     </w:p>
     <w:p>
       <w:pPr>
-        <w:spacing w:after="160"/>
+        <w:spacing w:after="120" w:line="276" w:lineRule="auto"/>
+        <w:jc w:val="left"/>
       </w:pPr>
       <w:r>
         <w:rPr>
-          <w:rFonts w:ascii="Arial" w:hAnsi="Arial"/>
+          <w:rFonts w:ascii="Arial" w:hAnsi="Arial" w:cs="Arial"/>
           <w:b w:val="0"/>
           <w:i w:val="0"/>
+          <w:color w:val="000000"/>
           <w:sz w:val="22"/>
         </w:rPr>
         <w:t>Selepas penilaian, kumpulan memilih penyelesaian terbaik melalui konsensus atau undian majoriti. Jika kumpulan sukar mencapai konsensus, ahli atau fasilitator perlu memperjelas bidang perselisihan dan mengenal pasti cara mengintegrasikan kepentingan yang serupa ke dalam penyelesaian.</w:t>
@@ -950,13 +1667,15 @@
     </w:p>
     <w:p>
       <w:pPr>
-        <w:spacing w:after="160"/>
+        <w:spacing w:after="120" w:line="276" w:lineRule="auto"/>
+        <w:jc w:val="left"/>
       </w:pPr>
       <w:r>
         <w:rPr>
-          <w:rFonts w:ascii="Arial" w:hAnsi="Arial"/>
+          <w:rFonts w:ascii="Arial" w:hAnsi="Arial" w:cs="Arial"/>
           <w:b/>
           <w:i w:val="0"/>
+          <w:color w:val="000000"/>
           <w:sz w:val="22"/>
         </w:rPr>
         <w:t>2.6 Bangunkan Pelan Tindakan</w:t>
@@ -964,49 +1683,55 @@
     </w:p>
     <w:p>
       <w:pPr>
-        <w:spacing w:after="160"/>
+        <w:spacing w:after="120" w:line="276" w:lineRule="auto"/>
+        <w:jc w:val="left"/>
       </w:pPr>
       <w:r>
         <w:rPr>
-          <w:rFonts w:ascii="Arial" w:hAnsi="Arial"/>
+          <w:rFonts w:ascii="Arial" w:hAnsi="Arial" w:cs="Arial"/>
           <w:b w:val="0"/>
           <w:i w:val="0"/>
+          <w:color w:val="000000"/>
           <w:sz w:val="22"/>
         </w:rPr>
         <w:t xml:space="preserve">Perancangan tindakan direka untuk melibatkan orang, membina komitmen, dan meningkatkan kebarangkalian penyelesaian dilaksanakan dengan berkesan dan tepat pada masanya. Soalan yang perlu dijawab: apa yang ingin dicapai (matlamat); bagaimana setiap langkah dilaksanakan (strategi); bila ia akan dilaksanakan (kerangka masa); siapa bertanggungjawab bagi setiap langkah; dan hasil yang dijangkakan. Contoh: pasukan editing menetapkan siapa memendekkan </w:t>
       </w:r>
       <w:r>
         <w:rPr>
-          <w:rFonts w:ascii="Arial" w:hAnsi="Arial"/>
+          <w:rFonts w:ascii="Arial" w:hAnsi="Arial" w:cs="Arial"/>
           <w:b w:val="0"/>
           <w:i/>
+          <w:color w:val="000000"/>
           <w:sz w:val="22"/>
         </w:rPr>
         <w:t>scene</w:t>
       </w:r>
       <w:r>
         <w:rPr>
-          <w:rFonts w:ascii="Arial" w:hAnsi="Arial"/>
+          <w:rFonts w:ascii="Arial" w:hAnsi="Arial" w:cs="Arial"/>
           <w:b w:val="0"/>
           <w:i w:val="0"/>
+          <w:color w:val="000000"/>
           <w:sz w:val="22"/>
         </w:rPr>
         <w:t xml:space="preserve">, siapa menambah </w:t>
       </w:r>
       <w:r>
         <w:rPr>
-          <w:rFonts w:ascii="Arial" w:hAnsi="Arial"/>
+          <w:rFonts w:ascii="Arial" w:hAnsi="Arial" w:cs="Arial"/>
           <w:b w:val="0"/>
           <w:i/>
+          <w:color w:val="000000"/>
           <w:sz w:val="22"/>
         </w:rPr>
         <w:t>transition</w:t>
       </w:r>
       <w:r>
         <w:rPr>
-          <w:rFonts w:ascii="Arial" w:hAnsi="Arial"/>
+          <w:rFonts w:ascii="Arial" w:hAnsi="Arial" w:cs="Arial"/>
           <w:b w:val="0"/>
           <w:i w:val="0"/>
+          <w:color w:val="000000"/>
           <w:sz w:val="22"/>
         </w:rPr>
         <w:t>, dan tarikh siap setiap tugasan.</w:t>
@@ -1014,13 +1739,15 @@
     </w:p>
     <w:p>
       <w:pPr>
-        <w:spacing w:after="160"/>
+        <w:spacing w:after="120" w:line="276" w:lineRule="auto"/>
+        <w:jc w:val="left"/>
       </w:pPr>
       <w:r>
         <w:rPr>
-          <w:rFonts w:ascii="Arial" w:hAnsi="Arial"/>
+          <w:rFonts w:ascii="Arial" w:hAnsi="Arial" w:cs="Arial"/>
           <w:b/>
           <w:i w:val="0"/>
+          <w:color w:val="000000"/>
           <w:sz w:val="22"/>
         </w:rPr>
         <w:t>2.7 Laksana dan Nilai Penyelesaian</w:t>
@@ -1028,49 +1755,59 @@
     </w:p>
     <w:p>
       <w:pPr>
-        <w:spacing w:after="160"/>
+        <w:spacing w:after="120" w:line="276" w:lineRule="auto"/>
+        <w:jc w:val="left"/>
       </w:pPr>
       <w:r>
         <w:rPr>
-          <w:rFonts w:ascii="Arial" w:hAnsi="Arial"/>
+          <w:rFonts w:ascii="Arial" w:hAnsi="Arial" w:cs="Arial"/>
           <w:b w:val="0"/>
           <w:i w:val="0"/>
+          <w:color w:val="000000"/>
           <w:sz w:val="22"/>
         </w:rPr>
         <w:t>Langkah penyelesaian dilaksanakan mengikut pelan tindakan. Kadangkala kesan tidak dijangka berlaku, memerlukan pelan pelaksanaan diubah suai di tengah jalan — kemajuan projek boleh ditambah sebagai agenda setiap mesyuarat pasukan. Penilaian adalah langkah yang sering diabaikan kerana kekangan masa, kos, iklim politik, dan rasa tidak selesa dinilai. Namun penilaian penting untuk menentukan keberkesanan penyelesaian. Untuk penyelesaian berkesan, ia mesti menyelesaikan tugas, menggunakan sumber sedia ada secara cekap, menggalakkan kerjasama, dan memupuk kecekapan dalam kalangan mereka yang terlibat menyelesaikan masalah.</w:t>
       </w:r>
     </w:p>
     <w:p>
+      <w:pPr>
+        <w:spacing w:before="120" w:after="120" w:line="276" w:lineRule="auto"/>
+        <w:jc w:val="left"/>
+      </w:pPr>
       <w:r>
         <w:rPr>
-          <w:rFonts w:ascii="Arial" w:hAnsi="Arial"/>
+          <w:rFonts w:ascii="Arial" w:hAnsi="Arial" w:cs="Arial"/>
           <w:b/>
-          <w:sz w:val="24"/>
+          <w:color w:val="000000"/>
+          <w:sz w:val="22"/>
         </w:rPr>
         <w:t>SOALAN</w:t>
       </w:r>
       <w:r>
         <w:rPr>
-          <w:rFonts w:ascii="Arial" w:hAnsi="Arial"/>
+          <w:rFonts w:ascii="Arial" w:hAnsi="Arial" w:cs="Arial"/>
           <w:b/>
-          <w:sz w:val="24"/>
+          <w:color w:val="000000"/>
+          <w:sz w:val="22"/>
         </w:rPr>
         <w:t>/</w:t>
       </w:r>
       <w:r>
         <w:rPr>
-          <w:rFonts w:ascii="Arial" w:hAnsi="Arial"/>
+          <w:rFonts w:ascii="Arial" w:hAnsi="Arial" w:cs="Arial"/>
           <w:b/>
           <w:i/>
-          <w:sz w:val="24"/>
+          <w:color w:val="000000"/>
+          <w:sz w:val="22"/>
         </w:rPr>
         <w:t>QUESTION</w:t>
       </w:r>
       <w:r>
         <w:rPr>
-          <w:rFonts w:ascii="Arial" w:hAnsi="Arial"/>
+          <w:rFonts w:ascii="Arial" w:hAnsi="Arial" w:cs="Arial"/>
           <w:b/>
-          <w:sz w:val="24"/>
+          <w:color w:val="000000"/>
+          <w:sz w:val="22"/>
         </w:rPr>
         <w:t>:</w:t>
       </w:r>
@@ -1078,22 +1815,25 @@
     <w:p/>
     <w:p>
       <w:pPr>
-        <w:spacing w:after="160"/>
+        <w:spacing w:after="120" w:before="120" w:line="276" w:lineRule="auto"/>
+        <w:jc w:val="left"/>
       </w:pPr>
       <w:r>
         <w:rPr>
-          <w:rFonts w:ascii="Arial" w:hAnsi="Arial"/>
+          <w:rFonts w:ascii="Arial" w:hAnsi="Arial" w:cs="Arial"/>
           <w:b/>
           <w:i w:val="0"/>
+          <w:color w:val="000000"/>
           <w:sz w:val="22"/>
         </w:rPr>
         <w:t>1.</w:t>
       </w:r>
       <w:r>
         <w:rPr>
-          <w:rFonts w:ascii="Arial" w:hAnsi="Arial"/>
+          <w:rFonts w:ascii="Arial" w:hAnsi="Arial" w:cs="Arial"/>
           <w:b w:val="0"/>
           <w:i w:val="0"/>
+          <w:color w:val="000000"/>
           <w:sz w:val="22"/>
         </w:rPr>
         <w:t xml:space="preserve"> Terangkan secara ringkas bagaimana untuk memulakan penyelesaian masalah. (5 markah)</w:t>
@@ -1101,22 +1841,25 @@
     </w:p>
     <w:p>
       <w:pPr>
-        <w:spacing w:after="160"/>
+        <w:spacing w:after="120" w:line="276" w:lineRule="auto"/>
+        <w:jc w:val="left"/>
       </w:pPr>
       <w:r>
         <w:rPr>
-          <w:rFonts w:ascii="Arial" w:hAnsi="Arial"/>
+          <w:rFonts w:ascii="Arial" w:hAnsi="Arial" w:cs="Arial"/>
           <w:b w:val="0"/>
           <w:i/>
+          <w:color w:val="000000"/>
           <w:sz w:val="22"/>
         </w:rPr>
         <w:t>Jawapan model:</w:t>
       </w:r>
       <w:r>
         <w:rPr>
-          <w:rFonts w:ascii="Arial" w:hAnsi="Arial"/>
+          <w:rFonts w:ascii="Arial" w:hAnsi="Arial" w:cs="Arial"/>
           <w:b w:val="0"/>
           <w:i w:val="0"/>
+          <w:color w:val="000000"/>
           <w:sz w:val="22"/>
         </w:rPr>
         <w:t xml:space="preserve"> Penyelesaian masalah bermula dengan mengenal pasti sama ada terdapat masalah, menentukan sifat masalah, dan mengenal pasti punca akar. Contoh: apabila video tidak mengikut naratif yang dikehendaki, Editor mula-mula menentukan sama ada isunya pada pemilihan footage, urutan scene, atau pacing sebelum bertindak.</w:t>
@@ -1124,22 +1867,25 @@
     </w:p>
     <w:p>
       <w:pPr>
-        <w:spacing w:after="160"/>
+        <w:spacing w:after="120" w:before="120" w:line="276" w:lineRule="auto"/>
+        <w:jc w:val="left"/>
       </w:pPr>
       <w:r>
         <w:rPr>
-          <w:rFonts w:ascii="Arial" w:hAnsi="Arial"/>
+          <w:rFonts w:ascii="Arial" w:hAnsi="Arial" w:cs="Arial"/>
           <w:b/>
           <w:i w:val="0"/>
+          <w:color w:val="000000"/>
           <w:sz w:val="22"/>
         </w:rPr>
         <w:t>2.</w:t>
       </w:r>
       <w:r>
         <w:rPr>
-          <w:rFonts w:ascii="Arial" w:hAnsi="Arial"/>
+          <w:rFonts w:ascii="Arial" w:hAnsi="Arial" w:cs="Arial"/>
           <w:b w:val="0"/>
           <w:i w:val="0"/>
+          <w:color w:val="000000"/>
           <w:sz w:val="22"/>
         </w:rPr>
         <w:t xml:space="preserve"> Nyatakan peringkat-peringkat bagi Penstrukturan Masalah. (4 markah)</w:t>
@@ -1147,22 +1893,25 @@
     </w:p>
     <w:p>
       <w:pPr>
-        <w:spacing w:after="160"/>
+        <w:spacing w:after="120" w:line="276" w:lineRule="auto"/>
+        <w:jc w:val="left"/>
       </w:pPr>
       <w:r>
         <w:rPr>
-          <w:rFonts w:ascii="Arial" w:hAnsi="Arial"/>
+          <w:rFonts w:ascii="Arial" w:hAnsi="Arial" w:cs="Arial"/>
           <w:b w:val="0"/>
           <w:i/>
+          <w:color w:val="000000"/>
           <w:sz w:val="22"/>
         </w:rPr>
         <w:t>Jawapan model:</w:t>
       </w:r>
       <w:r>
         <w:rPr>
-          <w:rFonts w:ascii="Arial" w:hAnsi="Arial"/>
+          <w:rFonts w:ascii="Arial" w:hAnsi="Arial" w:cs="Arial"/>
           <w:b w:val="0"/>
           <w:i w:val="0"/>
+          <w:color w:val="000000"/>
           <w:sz w:val="22"/>
         </w:rPr>
         <w:t xml:space="preserve"> Tempoh pemerhatian; pemeriksaan teliti; pencarian fakta; dan membina gambaran jelas tentang masalah — contohnya Editor menyemak setiap segmen timeline dan mendapatkan pandangan Colorist serta Sound Engineer untuk memahami skop isu pacing secara menyeluruh.</w:t>
@@ -1170,22 +1919,25 @@
     </w:p>
     <w:p>
       <w:pPr>
-        <w:spacing w:after="160"/>
+        <w:spacing w:after="120" w:before="120" w:line="276" w:lineRule="auto"/>
+        <w:jc w:val="left"/>
       </w:pPr>
       <w:r>
         <w:rPr>
-          <w:rFonts w:ascii="Arial" w:hAnsi="Arial"/>
+          <w:rFonts w:ascii="Arial" w:hAnsi="Arial" w:cs="Arial"/>
           <w:b/>
           <w:i w:val="0"/>
+          <w:color w:val="000000"/>
           <w:sz w:val="22"/>
         </w:rPr>
         <w:t>3.</w:t>
       </w:r>
       <w:r>
         <w:rPr>
-          <w:rFonts w:ascii="Arial" w:hAnsi="Arial"/>
+          <w:rFonts w:ascii="Arial" w:hAnsi="Arial" w:cs="Arial"/>
           <w:b w:val="0"/>
           <w:i w:val="0"/>
+          <w:color w:val="000000"/>
           <w:sz w:val="22"/>
         </w:rPr>
         <w:t xml:space="preserve"> Bagaimanakah anda membuat keputusan dalam menyelesaikan sesuatu masalah? (2 markah)</w:t>
@@ -1193,58 +1945,69 @@
     </w:p>
     <w:p>
       <w:pPr>
-        <w:spacing w:after="160"/>
+        <w:spacing w:after="120" w:line="276" w:lineRule="auto"/>
+        <w:jc w:val="left"/>
       </w:pPr>
       <w:r>
         <w:rPr>
-          <w:rFonts w:ascii="Arial" w:hAnsi="Arial"/>
+          <w:rFonts w:ascii="Arial" w:hAnsi="Arial" w:cs="Arial"/>
           <w:b w:val="0"/>
           <w:i/>
+          <w:color w:val="000000"/>
           <w:sz w:val="22"/>
         </w:rPr>
         <w:t>Jawapan model:</w:t>
       </w:r>
       <w:r>
         <w:rPr>
-          <w:rFonts w:ascii="Arial" w:hAnsi="Arial"/>
+          <w:rFonts w:ascii="Arial" w:hAnsi="Arial" w:cs="Arial"/>
           <w:b w:val="0"/>
           <w:i w:val="0"/>
+          <w:color w:val="000000"/>
           <w:sz w:val="22"/>
         </w:rPr>
         <w:t xml:space="preserve"> Dengan menganalisis setiap kemungkinan penyelesaian secara teliti mengikut kekangan seperti masa dan belanjawan, kemudian memilih penyelesaian terbaik untuk dilaksanakan — contoh: Editor memilih memendekkan scene dan menambah muzik latar selepas mempertimbangkan tarikh siaran yang tinggal.</w:t>
       </w:r>
     </w:p>
     <w:p>
+      <w:pPr>
+        <w:spacing w:before="120" w:after="120" w:line="276" w:lineRule="auto"/>
+        <w:jc w:val="left"/>
+      </w:pPr>
       <w:r>
         <w:rPr>
-          <w:rFonts w:ascii="Arial" w:hAnsi="Arial"/>
+          <w:rFonts w:ascii="Arial" w:hAnsi="Arial" w:cs="Arial"/>
           <w:b/>
-          <w:sz w:val="24"/>
+          <w:color w:val="000000"/>
+          <w:sz w:val="22"/>
         </w:rPr>
         <w:t>RUJUKAN</w:t>
       </w:r>
       <w:r>
         <w:rPr>
-          <w:rFonts w:ascii="Arial" w:hAnsi="Arial"/>
+          <w:rFonts w:ascii="Arial" w:hAnsi="Arial" w:cs="Arial"/>
           <w:b/>
-          <w:sz w:val="24"/>
+          <w:color w:val="000000"/>
+          <w:sz w:val="22"/>
         </w:rPr>
         <w:t>/</w:t>
       </w:r>
       <w:r>
         <w:rPr>
-          <w:rFonts w:ascii="Arial" w:hAnsi="Arial"/>
+          <w:rFonts w:ascii="Arial" w:hAnsi="Arial" w:cs="Arial"/>
           <w:b/>
           <w:i/>
-          <w:sz w:val="24"/>
+          <w:color w:val="000000"/>
+          <w:sz w:val="22"/>
         </w:rPr>
         <w:t>REFERENCES</w:t>
       </w:r>
       <w:r>
         <w:rPr>
-          <w:rFonts w:ascii="Arial" w:hAnsi="Arial"/>
+          <w:rFonts w:ascii="Arial" w:hAnsi="Arial" w:cs="Arial"/>
           <w:b/>
-          <w:sz w:val="24"/>
+          <w:color w:val="000000"/>
+          <w:sz w:val="22"/>
         </w:rPr>
         <w:t>:</w:t>
       </w:r>
@@ -1252,13 +2015,15 @@
     <w:p/>
     <w:p>
       <w:pPr>
-        <w:spacing w:after="160"/>
+        <w:spacing w:after="120" w:line="276" w:lineRule="auto"/>
+        <w:jc w:val="left"/>
       </w:pPr>
       <w:r>
         <w:rPr>
-          <w:rFonts w:ascii="Arial" w:hAnsi="Arial"/>
+          <w:rFonts w:ascii="Arial" w:hAnsi="Arial" w:cs="Arial"/>
           <w:b w:val="0"/>
           <w:i w:val="0"/>
+          <w:color w:val="000000"/>
           <w:sz w:val="22"/>
         </w:rPr>
         <w:t>1. Lippincott, Sharon. 1994. Meetings: Do's, Don'ts and Donuts. The Complete Handbook for Successful Meetings. Lighthouse Point Press. 203pp. Moore, Carl. 1990. Group Techniques for Idea Building. Applied Social Research Methods Series Volume 9. Sage Publications. 143pp.</w:t>
@@ -1266,13 +2031,15 @@
     </w:p>
     <w:p>
       <w:pPr>
-        <w:spacing w:after="160"/>
+        <w:spacing w:after="120" w:line="276" w:lineRule="auto"/>
+        <w:jc w:val="left"/>
       </w:pPr>
       <w:r>
         <w:rPr>
-          <w:rFonts w:ascii="Arial" w:hAnsi="Arial"/>
+          <w:rFonts w:ascii="Arial" w:hAnsi="Arial" w:cs="Arial"/>
           <w:b w:val="0"/>
           <w:i w:val="0"/>
+          <w:color w:val="000000"/>
           <w:sz w:val="22"/>
         </w:rPr>
         <w:t>2. Schwarz, Roger. 1994. The Skilled Facilitator. Practical Wisdom for Developing Effective Groups. Jossey-Bass Publishers. 314pp. Tagliere, Daniel. 1993. How to Meet, Think, and Work to Consensus. Pfeiffer and Company. 142pp. Tjosvald, Dean. 1986. Working Together to Get Things Done: Managing For Organizational Productivity. Lexington Books. 207pp.</w:t>
@@ -1280,13 +2047,15 @@
     </w:p>
     <w:p>
       <w:pPr>
-        <w:spacing w:after="160"/>
+        <w:spacing w:after="120" w:line="276" w:lineRule="auto"/>
+        <w:jc w:val="left"/>
       </w:pPr>
       <w:r>
         <w:rPr>
-          <w:rFonts w:ascii="Arial" w:hAnsi="Arial"/>
+          <w:rFonts w:ascii="Arial" w:hAnsi="Arial" w:cs="Arial"/>
           <w:b w:val="0"/>
           <w:i w:val="0"/>
+          <w:color w:val="000000"/>
           <w:sz w:val="22"/>
         </w:rPr>
         <w:t>3. Vrooman, Rona. 1994. Group Process Tools. INFO-LINE Issue Number 9407. Practical Guidelines for Training and Development Professionals. American Society for Training and Devlopment. 15pp.</w:t>
@@ -1294,13 +2063,15 @@
     </w:p>
     <w:p>
       <w:pPr>
-        <w:spacing w:after="160"/>
+        <w:spacing w:after="120" w:line="276" w:lineRule="auto"/>
+        <w:jc w:val="left"/>
       </w:pPr>
       <w:r>
         <w:rPr>
-          <w:rFonts w:ascii="Arial" w:hAnsi="Arial"/>
+          <w:rFonts w:ascii="Arial" w:hAnsi="Arial" w:cs="Arial"/>
           <w:b w:val="0"/>
           <w:i w:val="0"/>
+          <w:color w:val="000000"/>
           <w:sz w:val="22"/>
         </w:rPr>
         <w:t>4. http://www.geocities.com/psmintura/artikel/konflik_dalam_organisasi.htm 19/09/2006 10.20am</w:t>
@@ -1308,13 +2079,15 @@
     </w:p>
     <w:p>
       <w:pPr>
-        <w:spacing w:after="160"/>
+        <w:spacing w:after="120" w:line="276" w:lineRule="auto"/>
+        <w:jc w:val="left"/>
       </w:pPr>
       <w:r>
         <w:rPr>
-          <w:rFonts w:ascii="Arial" w:hAnsi="Arial"/>
+          <w:rFonts w:ascii="Arial" w:hAnsi="Arial" w:cs="Arial"/>
           <w:b w:val="0"/>
           <w:i w:val="0"/>
+          <w:color w:val="000000"/>
           <w:sz w:val="22"/>
         </w:rPr>
         <w:t>5. http://www.glorianet.org/lowongan/tips-47.html 18/09/2006 10.13pm</w:t>
@@ -1322,13 +2095,15 @@
     </w:p>
     <w:p>
       <w:pPr>
-        <w:spacing w:after="160"/>
+        <w:spacing w:after="120" w:line="276" w:lineRule="auto"/>
+        <w:jc w:val="left"/>
       </w:pPr>
       <w:r>
         <w:rPr>
-          <w:rFonts w:ascii="Arial" w:hAnsi="Arial"/>
+          <w:rFonts w:ascii="Arial" w:hAnsi="Arial" w:cs="Arial"/>
           <w:b w:val="0"/>
           <w:i w:val="0"/>
+          <w:color w:val="000000"/>
           <w:sz w:val="22"/>
         </w:rPr>
         <w:t>6. Nota-nota Kuliah Tn. Hj. Tajodin bin Hj. Sanusi dan Baharudin bin Kamaruddin dari Pleno Consult Sdn. Bhd.</w:t>
@@ -1336,13 +2111,15 @@
     </w:p>
     <w:p>
       <w:pPr>
-        <w:spacing w:after="160"/>
+        <w:spacing w:after="120" w:line="276" w:lineRule="auto"/>
+        <w:jc w:val="left"/>
       </w:pPr>
       <w:r>
         <w:rPr>
-          <w:rFonts w:ascii="Arial" w:hAnsi="Arial"/>
+          <w:rFonts w:ascii="Arial" w:hAnsi="Arial" w:cs="Arial"/>
           <w:b w:val="0"/>
           <w:i w:val="0"/>
+          <w:color w:val="000000"/>
           <w:sz w:val="22"/>
         </w:rPr>
         <w:t>7. Nota-nota Kuliah Tn. Hj. Tukimin bin Solehan dan Amir bin Mohamad dari CIAST Shah Alam.</w:t>
@@ -1415,614 +2192,8 @@
     <w:pPr>
       <w:pStyle w:val="Header"/>
     </w:pPr>
+    <w:r/>
   </w:p>
-  <w:tbl>
-    <w:tblPr>
-      <w:tblW w:type="auto" w:w="0"/>
-      <w:jc w:val="center"/>
-      <w:tblLook w:firstColumn="1" w:firstRow="1" w:lastColumn="0" w:lastRow="0" w:noHBand="0" w:noVBand="1" w:val="04A0"/>
-      <w:tblBorders>
-        <w:top w:val="single" w:sz="4" w:space="0" w:color="000000"/>
-        <w:left w:val="single" w:sz="4" w:space="0" w:color="000000"/>
-        <w:bottom w:val="single" w:sz="4" w:space="0" w:color="000000"/>
-        <w:right w:val="single" w:sz="4" w:space="0" w:color="000000"/>
-        <w:insideH w:val="single" w:sz="4" w:space="0" w:color="000000"/>
-        <w:insideV w:val="single" w:sz="4" w:space="0" w:color="000000"/>
-      </w:tblBorders>
-    </w:tblPr>
-    <w:tblGrid>
-      <w:gridCol w:w="3213"/>
-      <w:gridCol w:w="3213"/>
-      <w:gridCol w:w="3213"/>
-    </w:tblGrid>
-    <w:tr>
-      <w:tc>
-        <w:tcPr>
-          <w:tcW w:type="dxa" w:w="2551"/>
-          <w:vAlign w:val="center"/>
-          <w:tcMar>
-            <w:top w:w="40" w:type="dxa"/>
-            <w:bottom w:w="40" w:type="dxa"/>
-            <w:start w:w="80" w:type="dxa"/>
-            <w:end w:w="80" w:type="dxa"/>
-          </w:tcMar>
-        </w:tcPr>
-        <w:p>
-          <w:pPr>
-            <w:jc w:val="left"/>
-          </w:pPr>
-          <w:r>
-            <w:drawing>
-              <wp:inline xmlns:a="http://schemas.openxmlformats.org/drawingml/2006/main" xmlns:pic="http://schemas.openxmlformats.org/drawingml/2006/picture">
-                <wp:extent cx="885785" cy="1404000"/>
-                <wp:docPr id="1" name="Picture 1"/>
-                <wp:cNvGraphicFramePr>
-                  <a:graphicFrameLocks noChangeAspect="1"/>
-                </wp:cNvGraphicFramePr>
-                <a:graphic>
-                  <a:graphicData uri="http://schemas.openxmlformats.org/drawingml/2006/picture">
-                    <pic:pic>
-                      <pic:nvPicPr>
-                        <pic:cNvPr id="0" name="jpk-logo-official.png"/>
-                        <pic:cNvPicPr/>
-                      </pic:nvPicPr>
-                      <pic:blipFill>
-                        <a:blip r:embed="rId1"/>
-                        <a:stretch>
-                          <a:fillRect/>
-                        </a:stretch>
-                      </pic:blipFill>
-                      <pic:spPr>
-                        <a:xfrm>
-                          <a:off x="0" y="0"/>
-                          <a:ext cx="885785" cy="1404000"/>
-                        </a:xfrm>
-                        <a:prstGeom prst="rect"/>
-                      </pic:spPr>
-                    </pic:pic>
-                  </a:graphicData>
-                </a:graphic>
-              </wp:inline>
-            </w:drawing>
-          </w:r>
-        </w:p>
-      </w:tc>
-      <w:tc>
-        <w:tcPr>
-          <w:tcW w:type="dxa" w:w="2268"/>
-          <w:gridSpan w:val="2"/>
-          <w:tcMar>
-            <w:top w:w="40" w:type="dxa"/>
-            <w:bottom w:w="40" w:type="dxa"/>
-            <w:start w:w="80" w:type="dxa"/>
-            <w:end w:w="80" w:type="dxa"/>
-          </w:tcMar>
-          <w:tcMar>
-            <w:top w:w="40" w:type="dxa"/>
-            <w:bottom w:w="40" w:type="dxa"/>
-            <w:start w:w="80" w:type="dxa"/>
-            <w:end w:w="80" w:type="dxa"/>
-          </w:tcMar>
-        </w:tcPr>
-        <w:p>
-          <w:r/>
-          <w:r>
-            <w:rPr>
-              <w:rFonts w:ascii="Arial" w:hAnsi="Arial"/>
-              <w:b/>
-              <w:sz w:val="22"/>
-            </w:rPr>
-            <w:t>JABATAN PEMBANGUNAN KEMAHIRAN</w:t>
-          </w:r>
-        </w:p>
-        <w:p>
-          <w:r>
-            <w:rPr>
-              <w:rFonts w:ascii="Arial" w:hAnsi="Arial"/>
-              <w:b/>
-              <w:sz w:val="22"/>
-            </w:rPr>
-            <w:t>KEMENTERIAN SUMBER MANUSIA</w:t>
-          </w:r>
-        </w:p>
-        <w:p>
-          <w:r>
-            <w:rPr>
-              <w:rFonts w:ascii="Arial" w:hAnsi="Arial"/>
-              <w:b/>
-              <w:sz w:val="22"/>
-            </w:rPr>
-            <w:t>ARAS 7 &amp; 8 BLOK D4, KOMPLEK D</w:t>
-          </w:r>
-        </w:p>
-        <w:p>
-          <w:r>
-            <w:rPr>
-              <w:rFonts w:ascii="Arial" w:hAnsi="Arial"/>
-              <w:b/>
-              <w:sz w:val="22"/>
-            </w:rPr>
-            <w:t>PUSAT PENTADBIRAN KERAJAAN PERSEKUTUAN</w:t>
-          </w:r>
-        </w:p>
-        <w:p>
-          <w:r>
-            <w:rPr>
-              <w:rFonts w:ascii="Arial" w:hAnsi="Arial"/>
-              <w:b/>
-              <w:sz w:val="22"/>
-            </w:rPr>
-            <w:t>62530 PUTRAJAYA</w:t>
-          </w:r>
-        </w:p>
-        <w:p/>
-        <w:p>
-          <w:r>
-            <w:rPr>
-              <w:rFonts w:ascii="Arial" w:hAnsi="Arial"/>
-              <w:b/>
-              <w:sz w:val="40"/>
-            </w:rPr>
-            <w:t>KERTAS PENERANGAN</w:t>
-          </w:r>
-        </w:p>
-        <w:p>
-          <w:r>
-            <w:rPr>
-              <w:rFonts w:ascii="Arial" w:hAnsi="Arial"/>
-              <w:b/>
-              <w:sz w:val="24"/>
-            </w:rPr>
-            <w:t>(</w:t>
-          </w:r>
-          <w:r>
-            <w:rPr>
-              <w:rFonts w:ascii="Arial" w:hAnsi="Arial"/>
-              <w:b/>
-              <w:i/>
-              <w:sz w:val="24"/>
-            </w:rPr>
-            <w:t>INFORMATION SHEET</w:t>
-          </w:r>
-          <w:r>
-            <w:rPr>
-              <w:rFonts w:ascii="Arial" w:hAnsi="Arial"/>
-              <w:b/>
-              <w:sz w:val="24"/>
-            </w:rPr>
-            <w:t>)</w:t>
-          </w:r>
-        </w:p>
-      </w:tc>
-    </w:tr>
-    <w:tr>
-      <w:tc>
-        <w:tcPr>
-          <w:tcW w:type="dxa" w:w="2551"/>
-          <w:tcMar>
-            <w:top w:w="40" w:type="dxa"/>
-            <w:bottom w:w="40" w:type="dxa"/>
-            <w:start w:w="80" w:type="dxa"/>
-            <w:end w:w="80" w:type="dxa"/>
-          </w:tcMar>
-        </w:tcPr>
-        <w:p>
-          <w:r/>
-          <w:r>
-            <w:rPr>
-              <w:rFonts w:ascii="Arial" w:hAnsi="Arial"/>
-              <w:b/>
-              <w:sz w:val="22"/>
-            </w:rPr>
-            <w:t xml:space="preserve">KOD DAN NAMA PROGRAM / </w:t>
-          </w:r>
-          <w:r>
-            <w:rPr>
-              <w:rFonts w:ascii="Arial" w:hAnsi="Arial"/>
-              <w:b/>
-              <w:i/>
-              <w:sz w:val="22"/>
-            </w:rPr>
-            <w:t>PROGRAM'S CODE AND NAME</w:t>
-          </w:r>
-        </w:p>
-      </w:tc>
-      <w:tc>
-        <w:tcPr>
-          <w:tcW w:type="dxa" w:w="2268"/>
-          <w:gridSpan w:val="2"/>
-          <w:tcMar>
-            <w:top w:w="40" w:type="dxa"/>
-            <w:bottom w:w="40" w:type="dxa"/>
-            <w:start w:w="80" w:type="dxa"/>
-            <w:end w:w="80" w:type="dxa"/>
-          </w:tcMar>
-          <w:tcMar>
-            <w:top w:w="40" w:type="dxa"/>
-            <w:bottom w:w="40" w:type="dxa"/>
-            <w:start w:w="80" w:type="dxa"/>
-            <w:end w:w="80" w:type="dxa"/>
-          </w:tcMar>
-        </w:tcPr>
-        <w:p>
-          <w:r/>
-          <w:r>
-            <w:rPr>
-              <w:rFonts w:ascii="Arial" w:hAnsi="Arial"/>
-              <w:b/>
-              <w:i w:val="0"/>
-              <w:sz w:val="22"/>
-            </w:rPr>
-            <w:t>Z-009-2:2015 CORE ABILITIES (untuk program IT-072-3:2012 VIDEO / FILM (EDITING))</w:t>
-          </w:r>
-        </w:p>
-      </w:tc>
-    </w:tr>
-    <w:tr>
-      <w:tc>
-        <w:tcPr>
-          <w:tcW w:type="dxa" w:w="2551"/>
-          <w:tcMar>
-            <w:top w:w="40" w:type="dxa"/>
-            <w:bottom w:w="40" w:type="dxa"/>
-            <w:start w:w="80" w:type="dxa"/>
-            <w:end w:w="80" w:type="dxa"/>
-          </w:tcMar>
-        </w:tcPr>
-        <w:p>
-          <w:r/>
-          <w:r>
-            <w:rPr>
-              <w:rFonts w:ascii="Arial" w:hAnsi="Arial"/>
-              <w:b/>
-              <w:sz w:val="22"/>
-            </w:rPr>
-            <w:t xml:space="preserve">TAHAP / </w:t>
-          </w:r>
-          <w:r>
-            <w:rPr>
-              <w:rFonts w:ascii="Arial" w:hAnsi="Arial"/>
-              <w:b/>
-              <w:i/>
-              <w:sz w:val="22"/>
-            </w:rPr>
-            <w:t>LEVEL</w:t>
-          </w:r>
-        </w:p>
-      </w:tc>
-      <w:tc>
-        <w:tcPr>
-          <w:tcW w:type="dxa" w:w="2268"/>
-          <w:gridSpan w:val="2"/>
-          <w:tcMar>
-            <w:top w:w="40" w:type="dxa"/>
-            <w:bottom w:w="40" w:type="dxa"/>
-            <w:start w:w="80" w:type="dxa"/>
-            <w:end w:w="80" w:type="dxa"/>
-          </w:tcMar>
-          <w:tcMar>
-            <w:top w:w="40" w:type="dxa"/>
-            <w:bottom w:w="40" w:type="dxa"/>
-            <w:start w:w="80" w:type="dxa"/>
-            <w:end w:w="80" w:type="dxa"/>
-          </w:tcMar>
-        </w:tcPr>
-        <w:p>
-          <w:r/>
-          <w:r>
-            <w:rPr>
-              <w:rFonts w:ascii="Arial" w:hAnsi="Arial"/>
-              <w:b/>
-              <w:i w:val="0"/>
-              <w:sz w:val="22"/>
-            </w:rPr>
-            <w:t>2</w:t>
-          </w:r>
-        </w:p>
-      </w:tc>
-    </w:tr>
-    <w:tr>
-      <w:tc>
-        <w:tcPr>
-          <w:tcW w:type="dxa" w:w="2551"/>
-          <w:tcMar>
-            <w:top w:w="40" w:type="dxa"/>
-            <w:bottom w:w="40" w:type="dxa"/>
-            <w:start w:w="80" w:type="dxa"/>
-            <w:end w:w="80" w:type="dxa"/>
-          </w:tcMar>
-        </w:tcPr>
-        <w:p>
-          <w:r/>
-          <w:r>
-            <w:rPr>
-              <w:rFonts w:ascii="Arial" w:hAnsi="Arial"/>
-              <w:b/>
-              <w:sz w:val="22"/>
-            </w:rPr>
-            <w:t xml:space="preserve">NO. DAN TAJUK KEBOLEHAN TERAS / </w:t>
-          </w:r>
-          <w:r>
-            <w:rPr>
-              <w:rFonts w:ascii="Arial" w:hAnsi="Arial"/>
-              <w:b/>
-              <w:i/>
-              <w:sz w:val="22"/>
-            </w:rPr>
-            <w:t>CORE ABILITY NO. AND TITLE</w:t>
-          </w:r>
-        </w:p>
-      </w:tc>
-      <w:tc>
-        <w:tcPr>
-          <w:tcW w:type="dxa" w:w="2268"/>
-          <w:gridSpan w:val="2"/>
-          <w:tcMar>
-            <w:top w:w="40" w:type="dxa"/>
-            <w:bottom w:w="40" w:type="dxa"/>
-            <w:start w:w="80" w:type="dxa"/>
-            <w:end w:w="80" w:type="dxa"/>
-          </w:tcMar>
-          <w:tcMar>
-            <w:top w:w="40" w:type="dxa"/>
-            <w:bottom w:w="40" w:type="dxa"/>
-            <w:start w:w="80" w:type="dxa"/>
-            <w:end w:w="80" w:type="dxa"/>
-          </w:tcMar>
-        </w:tcPr>
-        <w:p>
-          <w:r/>
-          <w:r>
-            <w:rPr>
-              <w:rFonts w:ascii="Arial" w:hAnsi="Arial"/>
-              <w:b/>
-              <w:i w:val="0"/>
-              <w:sz w:val="22"/>
-            </w:rPr>
-            <w:t>CA02 INTERPERSONAL BEHAVIOUR</w:t>
-          </w:r>
-        </w:p>
-      </w:tc>
-    </w:tr>
-    <w:tr>
-      <w:tc>
-        <w:tcPr>
-          <w:tcW w:type="dxa" w:w="2551"/>
-          <w:tcMar>
-            <w:top w:w="40" w:type="dxa"/>
-            <w:bottom w:w="40" w:type="dxa"/>
-            <w:start w:w="80" w:type="dxa"/>
-            <w:end w:w="80" w:type="dxa"/>
-          </w:tcMar>
-        </w:tcPr>
-        <w:p>
-          <w:r/>
-          <w:r>
-            <w:rPr>
-              <w:rFonts w:ascii="Arial" w:hAnsi="Arial"/>
-              <w:b/>
-              <w:sz w:val="22"/>
-            </w:rPr>
-            <w:t xml:space="preserve">NO. DAN PENYATAAN KEBOLEHAN / </w:t>
-          </w:r>
-          <w:r>
-            <w:rPr>
-              <w:rFonts w:ascii="Arial" w:hAnsi="Arial"/>
-              <w:b/>
-              <w:i/>
-              <w:sz w:val="22"/>
-            </w:rPr>
-            <w:t>ABILITY NO. AND STATEMENT</w:t>
-          </w:r>
-        </w:p>
-      </w:tc>
-      <w:tc>
-        <w:tcPr>
-          <w:tcW w:type="dxa" w:w="2268"/>
-          <w:gridSpan w:val="2"/>
-          <w:tcMar>
-            <w:top w:w="40" w:type="dxa"/>
-            <w:bottom w:w="40" w:type="dxa"/>
-            <w:start w:w="80" w:type="dxa"/>
-            <w:end w:w="80" w:type="dxa"/>
-          </w:tcMar>
-          <w:tcMar>
-            <w:top w:w="40" w:type="dxa"/>
-            <w:bottom w:w="40" w:type="dxa"/>
-            <w:start w:w="80" w:type="dxa"/>
-            <w:end w:w="80" w:type="dxa"/>
-          </w:tcMar>
-        </w:tcPr>
-        <w:p>
-          <w:r/>
-          <w:r>
-            <w:rPr>
-              <w:rFonts w:ascii="Arial" w:hAnsi="Arial"/>
-              <w:b/>
-              <w:i w:val="0"/>
-              <w:sz w:val="22"/>
-            </w:rPr>
-            <w:t>02.03 INITIATE PROBLEM SOLVING SKILLS AT WORKPLACE</w:t>
-          </w:r>
-        </w:p>
-      </w:tc>
-    </w:tr>
-    <w:tr>
-      <w:tc>
-        <w:tcPr>
-          <w:tcW w:type="dxa" w:w="2551"/>
-          <w:tcMar>
-            <w:top w:w="40" w:type="dxa"/>
-            <w:bottom w:w="40" w:type="dxa"/>
-            <w:start w:w="80" w:type="dxa"/>
-            <w:end w:w="80" w:type="dxa"/>
-          </w:tcMar>
-        </w:tcPr>
-        <w:p>
-          <w:r/>
-          <w:r>
-            <w:rPr>
-              <w:rFonts w:ascii="Arial" w:hAnsi="Arial"/>
-              <w:b/>
-              <w:sz w:val="22"/>
-            </w:rPr>
-            <w:t xml:space="preserve">NO. KOD / </w:t>
-          </w:r>
-          <w:r>
-            <w:rPr>
-              <w:rFonts w:ascii="Arial" w:hAnsi="Arial"/>
-              <w:b/>
-              <w:i/>
-              <w:sz w:val="22"/>
-            </w:rPr>
-            <w:t>CODE NO.</w:t>
-          </w:r>
-        </w:p>
-      </w:tc>
-      <w:tc>
-        <w:tcPr>
-          <w:tcW w:type="dxa" w:w="4819"/>
-          <w:tcMar>
-            <w:top w:w="40" w:type="dxa"/>
-            <w:bottom w:w="40" w:type="dxa"/>
-            <w:start w:w="80" w:type="dxa"/>
-            <w:end w:w="80" w:type="dxa"/>
-          </w:tcMar>
-        </w:tcPr>
-        <w:p>
-          <w:r/>
-          <w:r>
-            <w:rPr>
-              <w:rFonts w:ascii="Arial" w:hAnsi="Arial"/>
-              <w:b/>
-              <w:i w:val="0"/>
-              <w:sz w:val="22"/>
-            </w:rPr>
-            <w:t>Z-009-2:2015-CA02/P(3/4)</w:t>
-          </w:r>
-        </w:p>
-      </w:tc>
-      <w:tc>
-        <w:tcPr>
-          <w:tcW w:type="dxa" w:w="2268"/>
-          <w:tcMar>
-            <w:top w:w="40" w:type="dxa"/>
-            <w:bottom w:w="40" w:type="dxa"/>
-            <w:start w:w="80" w:type="dxa"/>
-            <w:end w:w="80" w:type="dxa"/>
-          </w:tcMar>
-        </w:tcPr>
-        <w:p>
-          <w:r/>
-          <w:r>
-            <w:rPr>
-              <w:rFonts w:ascii="Arial" w:hAnsi="Arial"/>
-              <w:b/>
-              <w:sz w:val="22"/>
-            </w:rPr>
-            <w:t xml:space="preserve">Mukasurat / </w:t>
-          </w:r>
-          <w:r>
-            <w:rPr>
-              <w:rFonts w:ascii="Arial" w:hAnsi="Arial"/>
-              <w:b/>
-              <w:i/>
-              <w:sz w:val="22"/>
-            </w:rPr>
-            <w:t>Page</w:t>
-          </w:r>
-          <w:r>
-            <w:rPr>
-              <w:rFonts w:ascii="Arial" w:hAnsi="Arial"/>
-              <w:b/>
-              <w:sz w:val="22"/>
-            </w:rPr>
-            <w:t xml:space="preserve"> : </w:t>
-          </w:r>
-          <w:r>
-            <w:rPr>
-              <w:rFonts w:ascii="Arial" w:hAnsi="Arial"/>
-              <w:b/>
-              <w:sz w:val="22"/>
-            </w:rPr>
-            <w:fldChar w:fldCharType="begin"/>
-            <w:instrText xml:space="preserve">PAGE</w:instrText>
-            <w:fldChar w:fldCharType="separate"/>
-            <w:t>1</w:t>
-            <w:fldChar w:fldCharType="end"/>
-          </w:r>
-        </w:p>
-        <w:p>
-          <w:r>
-            <w:rPr>
-              <w:rFonts w:ascii="Arial" w:hAnsi="Arial"/>
-              <w:b/>
-              <w:sz w:val="22"/>
-            </w:rPr>
-            <w:t xml:space="preserve">Drpd / </w:t>
-          </w:r>
-          <w:r>
-            <w:rPr>
-              <w:rFonts w:ascii="Arial" w:hAnsi="Arial"/>
-              <w:b/>
-              <w:i/>
-              <w:sz w:val="22"/>
-            </w:rPr>
-            <w:t>of</w:t>
-          </w:r>
-          <w:r>
-            <w:rPr>
-              <w:rFonts w:ascii="Arial" w:hAnsi="Arial"/>
-              <w:b/>
-              <w:sz w:val="22"/>
-            </w:rPr>
-            <w:t xml:space="preserve"> : </w:t>
-          </w:r>
-          <w:r>
-            <w:rPr>
-              <w:rFonts w:ascii="Arial" w:hAnsi="Arial"/>
-              <w:b/>
-              <w:sz w:val="22"/>
-            </w:rPr>
-            <w:fldChar w:fldCharType="begin"/>
-            <w:instrText xml:space="preserve">NUMPAGES</w:instrText>
-            <w:fldChar w:fldCharType="separate"/>
-            <w:t>1</w:t>
-            <w:fldChar w:fldCharType="end"/>
-          </w:r>
-        </w:p>
-      </w:tc>
-    </w:tr>
-    <w:tr>
-      <w:tc>
-        <w:tcPr>
-          <w:tcW w:type="dxa" w:w="2268"/>
-          <w:gridSpan w:val="3"/>
-          <w:tcMar>
-            <w:top w:w="40" w:type="dxa"/>
-            <w:bottom w:w="40" w:type="dxa"/>
-            <w:start w:w="80" w:type="dxa"/>
-            <w:end w:w="80" w:type="dxa"/>
-          </w:tcMar>
-          <w:tcMar>
-            <w:top w:w="40" w:type="dxa"/>
-            <w:bottom w:w="40" w:type="dxa"/>
-            <w:start w:w="80" w:type="dxa"/>
-            <w:end w:w="80" w:type="dxa"/>
-          </w:tcMar>
-          <w:tcMar>
-            <w:top w:w="40" w:type="dxa"/>
-            <w:bottom w:w="40" w:type="dxa"/>
-            <w:start w:w="80" w:type="dxa"/>
-            <w:end w:w="80" w:type="dxa"/>
-          </w:tcMar>
-        </w:tcPr>
-        <w:p>
-          <w:r/>
-        </w:p>
-      </w:tc>
-    </w:tr>
-  </w:tbl>
 </w:hdr>
 </file>
 
